--- a/lab01/Prelab Question 7.docx
+++ b/lab01/Prelab Question 7.docx
@@ -7,17 +7,28 @@
       <w:pPr>
         <w:rPr>
           <w:rFonts w:ascii="Calibri" w:hAnsi="Calibri" w:cs="Calibri"/>
-        </w:rPr>
-      </w:pPr>
-      <w:r>
-        <w:rPr>
-          <w:rFonts w:ascii="Calibri" w:hAnsi="Calibri" w:cs="Calibri"/>
+          <w:b/>
+          <w:bCs/>
+          <w:sz w:val="32"/>
+          <w:szCs w:val="32"/>
+        </w:rPr>
+      </w:pPr>
+      <w:r>
+        <w:rPr>
+          <w:rFonts w:ascii="Calibri" w:hAnsi="Calibri" w:cs="Calibri"/>
+          <w:b/>
+          <w:bCs/>
+          <w:sz w:val="32"/>
+          <w:szCs w:val="32"/>
         </w:rPr>
         <w:t>Prelab Question 7</w:t>
       </w:r>
     </w:p>
     <w:p>
       <w:r>
+        <w:rPr>
+          <w:noProof/>
+        </w:rPr>
         <w:drawing>
           <wp:inline distT="0" distB="0" distL="0" distR="0" wp14:anchorId="6D9FD413" wp14:editId="5366B91F">
             <wp:extent cx="5954400" cy="3009525"/>
@@ -34,7 +45,7 @@
                     <pic:cNvPicPr/>
                   </pic:nvPicPr>
                   <pic:blipFill>
-                    <a:blip r:embed="rId4"/>
+                    <a:blip r:embed="rId5"/>
                     <a:stretch>
                       <a:fillRect/>
                     </a:stretch>
@@ -125,6 +136,7 @@
       <w:r>
         <w:rPr>
           <w:rFonts w:ascii="Menlo" w:hAnsi="Menlo" w:cs="Menlo"/>
+          <w:noProof/>
           <w:sz w:val="20"/>
           <w:szCs w:val="20"/>
         </w:rPr>
@@ -144,7 +156,7 @@
                     <pic:cNvPicPr/>
                   </pic:nvPicPr>
                   <pic:blipFill>
-                    <a:blip r:embed="rId5"/>
+                    <a:blip r:embed="rId6"/>
                     <a:stretch>
                       <a:fillRect/>
                     </a:stretch>
@@ -170,23 +182,28 @@
       <w:pPr>
         <w:rPr>
           <w:rFonts w:ascii="Calibri" w:hAnsi="Calibri" w:cs="Calibri"/>
-        </w:rPr>
-      </w:pPr>
-      <w:r>
-        <w:rPr>
-          <w:rFonts w:ascii="Calibri" w:hAnsi="Calibri" w:cs="Calibri"/>
-        </w:rPr>
-        <w:t xml:space="preserve">Prelab Question </w:t>
-      </w:r>
-      <w:r>
-        <w:rPr>
-          <w:rFonts w:ascii="Calibri" w:hAnsi="Calibri" w:cs="Calibri"/>
-        </w:rPr>
-        <w:t>8</w:t>
-      </w:r>
-    </w:p>
-    <w:p>
-      <w:r>
+          <w:b/>
+          <w:bCs/>
+          <w:sz w:val="32"/>
+          <w:szCs w:val="32"/>
+        </w:rPr>
+      </w:pPr>
+      <w:r>
+        <w:rPr>
+          <w:rFonts w:ascii="Calibri" w:hAnsi="Calibri" w:cs="Calibri"/>
+          <w:b/>
+          <w:bCs/>
+          <w:sz w:val="32"/>
+          <w:szCs w:val="32"/>
+        </w:rPr>
+        <w:t>Prelab Question 8</w:t>
+      </w:r>
+    </w:p>
+    <w:p>
+      <w:r>
+        <w:rPr>
+          <w:noProof/>
+        </w:rPr>
         <w:drawing>
           <wp:inline distT="0" distB="0" distL="0" distR="0" wp14:anchorId="5BD8DCBC" wp14:editId="5956B1E6">
             <wp:extent cx="5731510" cy="2896870"/>
@@ -203,7 +220,7 @@
                     <pic:cNvPicPr/>
                   </pic:nvPicPr>
                   <pic:blipFill>
-                    <a:blip r:embed="rId6"/>
+                    <a:blip r:embed="rId7"/>
                     <a:stretch>
                       <a:fillRect/>
                     </a:stretch>
@@ -303,14 +320,22 @@
       <w:r>
         <w:rPr>
           <w:rFonts w:ascii="Calibri" w:hAnsi="Calibri" w:cs="Calibri"/>
-        </w:rPr>
-        <w:t>Question 9</w:t>
-      </w:r>
-      <w:r>
-        <w:rPr>
-          <w:rFonts w:ascii="Calibri" w:hAnsi="Calibri" w:cs="Calibri"/>
-        </w:rPr>
-        <w:t>:</w:t>
+          <w:b/>
+          <w:bCs/>
+          <w:sz w:val="32"/>
+          <w:szCs w:val="32"/>
+        </w:rPr>
+        <w:t xml:space="preserve">Prelab </w:t>
+      </w:r>
+      <w:r>
+        <w:rPr>
+          <w:rFonts w:ascii="Calibri" w:hAnsi="Calibri" w:cs="Calibri"/>
+          <w:b/>
+          <w:bCs/>
+          <w:sz w:val="32"/>
+          <w:szCs w:val="32"/>
+        </w:rPr>
+        <w:t>Question 9:</w:t>
       </w:r>
     </w:p>
     <w:p>
@@ -347,7 +372,6 @@
         <w:rPr>
           <w:rFonts w:ascii="Calibri" w:hAnsi="Calibri" w:cs="Calibri"/>
         </w:rPr>
-        <w:lastRenderedPageBreak/>
         <w:t xml:space="preserve">In the first graph, all the filter outputs track the rough behaviour of velocity. However, noise is still evident in the outputs. </w:t>
       </w:r>
     </w:p>
@@ -421,6 +445,7 @@
       <w:r>
         <w:rPr>
           <w:rFonts w:ascii="Calibri" w:hAnsi="Calibri" w:cs="Calibri"/>
+          <w:noProof/>
         </w:rPr>
         <w:drawing>
           <wp:inline distT="0" distB="0" distL="0" distR="0" wp14:anchorId="6B9926A5" wp14:editId="5874D1C8">
@@ -438,7 +463,7 @@
                     <pic:cNvPicPr/>
                   </pic:nvPicPr>
                   <pic:blipFill>
-                    <a:blip r:embed="rId7"/>
+                    <a:blip r:embed="rId8"/>
                     <a:stretch>
                       <a:fillRect/>
                     </a:stretch>
@@ -491,23 +516,35 @@
       <w:pPr>
         <w:rPr>
           <w:rFonts w:ascii="Calibri" w:hAnsi="Calibri" w:cs="Calibri"/>
-          <w:b/>
-          <w:bCs/>
-        </w:rPr>
-      </w:pPr>
-      <w:r>
-        <w:rPr>
-          <w:rFonts w:ascii="Calibri" w:hAnsi="Calibri" w:cs="Calibri"/>
-          <w:b/>
-          <w:bCs/>
-        </w:rPr>
-        <w:t>Question 10</w:t>
-      </w:r>
-      <w:r>
-        <w:rPr>
-          <w:rFonts w:ascii="Calibri" w:hAnsi="Calibri" w:cs="Calibri"/>
-          <w:b/>
-          <w:bCs/>
+        </w:rPr>
+      </w:pPr>
+      <w:r>
+        <w:rPr>
+          <w:rFonts w:ascii="Calibri" w:hAnsi="Calibri" w:cs="Calibri"/>
+          <w:b/>
+          <w:bCs/>
+          <w:sz w:val="32"/>
+          <w:szCs w:val="32"/>
+        </w:rPr>
+        <w:t xml:space="preserve">Prelab Question </w:t>
+      </w:r>
+      <w:r>
+        <w:rPr>
+          <w:rFonts w:ascii="Calibri" w:hAnsi="Calibri" w:cs="Calibri"/>
+          <w:b/>
+          <w:bCs/>
+          <w:sz w:val="32"/>
+          <w:szCs w:val="32"/>
+        </w:rPr>
+        <w:t>10</w:t>
+      </w:r>
+      <w:r>
+        <w:rPr>
+          <w:rFonts w:ascii="Calibri" w:hAnsi="Calibri" w:cs="Calibri"/>
+          <w:b/>
+          <w:bCs/>
+          <w:sz w:val="32"/>
+          <w:szCs w:val="32"/>
         </w:rPr>
         <w:t>:</w:t>
       </w:r>
@@ -584,29 +621,50 @@
       <w:pPr>
         <w:rPr>
           <w:rFonts w:ascii="Calibri" w:hAnsi="Calibri" w:cs="Calibri"/>
-          <w:b/>
-          <w:bCs/>
-        </w:rPr>
-      </w:pPr>
-      <w:r>
-        <w:rPr>
-          <w:rFonts w:ascii="Calibri" w:hAnsi="Calibri" w:cs="Calibri"/>
-          <w:b/>
-          <w:bCs/>
-        </w:rPr>
-        <w:t>Question 11:</w:t>
-      </w:r>
-    </w:p>
-    <w:p>
-      <w:pPr>
-        <w:rPr>
-          <w:rFonts w:ascii="Calibri" w:hAnsi="Calibri" w:cs="Calibri"/>
-        </w:rPr>
-      </w:pPr>
-      <w:r>
-        <w:rPr>
-          <w:rFonts w:ascii="Calibri" w:hAnsi="Calibri" w:cs="Calibri"/>
-        </w:rPr>
+        </w:rPr>
+      </w:pPr>
+      <w:r>
+        <w:rPr>
+          <w:rFonts w:ascii="Calibri" w:hAnsi="Calibri" w:cs="Calibri"/>
+          <w:b/>
+          <w:bCs/>
+          <w:sz w:val="32"/>
+          <w:szCs w:val="32"/>
+        </w:rPr>
+        <w:t xml:space="preserve">Prelab Question </w:t>
+      </w:r>
+      <w:r>
+        <w:rPr>
+          <w:rFonts w:ascii="Calibri" w:hAnsi="Calibri" w:cs="Calibri"/>
+          <w:b/>
+          <w:bCs/>
+          <w:sz w:val="32"/>
+          <w:szCs w:val="32"/>
+        </w:rPr>
+        <w:t>11</w:t>
+      </w:r>
+      <w:r>
+        <w:rPr>
+          <w:rFonts w:ascii="Calibri" w:hAnsi="Calibri" w:cs="Calibri"/>
+          <w:b/>
+          <w:bCs/>
+          <w:sz w:val="32"/>
+          <w:szCs w:val="32"/>
+        </w:rPr>
+        <w:t>:</w:t>
+      </w:r>
+    </w:p>
+    <w:p>
+      <w:pPr>
+        <w:rPr>
+          <w:rFonts w:ascii="Calibri" w:hAnsi="Calibri" w:cs="Calibri"/>
+        </w:rPr>
+      </w:pPr>
+      <w:r>
+        <w:rPr>
+          <w:rFonts w:ascii="Calibri" w:hAnsi="Calibri" w:cs="Calibri"/>
+        </w:rPr>
+        <w:lastRenderedPageBreak/>
         <w:t>Considering</w:t>
       </w:r>
       <w:r>
@@ -632,32 +690,1906 @@
         <w:rPr>
           <w:rFonts w:ascii="Calibri" w:hAnsi="Calibri" w:cs="Calibri"/>
         </w:rPr>
+        <w:t xml:space="preserve">The second order filter. It minimises noise without heavily </w:t>
+      </w:r>
+      <w:proofErr w:type="spellStart"/>
+      <w:r>
+        <w:rPr>
+          <w:rFonts w:ascii="Calibri" w:hAnsi="Calibri" w:cs="Calibri"/>
+        </w:rPr>
+        <w:t>overfiltering</w:t>
+      </w:r>
+      <w:proofErr w:type="spellEnd"/>
+      <w:r>
+        <w:rPr>
+          <w:rFonts w:ascii="Calibri" w:hAnsi="Calibri" w:cs="Calibri"/>
+        </w:rPr>
+        <w:t xml:space="preserve"> useful data. However, the cutoff frequency should be adjusted slightly so that the initial behaviour is not under-represented. </w:t>
+      </w:r>
+    </w:p>
+    <w:p>
+      <w:pPr>
+        <w:rPr>
+          <w:rFonts w:ascii="Calibri" w:hAnsi="Calibri" w:cs="Calibri"/>
+        </w:rPr>
+      </w:pPr>
+    </w:p>
+    <w:p/>
+    <w:p>
+      <w:pPr>
+        <w:pStyle w:val="Heading1"/>
+      </w:pPr>
+      <w:r>
+        <w:t>LAB1</w:t>
+      </w:r>
+    </w:p>
+    <w:p>
+      <w:pPr>
+        <w:rPr>
+          <w:rFonts w:ascii="Calibri" w:hAnsi="Calibri" w:cs="Calibri"/>
+        </w:rPr>
+      </w:pPr>
+      <w:r>
+        <w:rPr>
+          <w:rFonts w:ascii="Calibri" w:hAnsi="Calibri" w:cs="Calibri"/>
+          <w:b/>
+          <w:bCs/>
+          <w:sz w:val="32"/>
+          <w:szCs w:val="32"/>
+        </w:rPr>
+        <w:t>Lab1</w:t>
+      </w:r>
+      <w:r>
+        <w:rPr>
+          <w:rFonts w:ascii="Calibri" w:hAnsi="Calibri" w:cs="Calibri"/>
+          <w:b/>
+          <w:bCs/>
+          <w:sz w:val="32"/>
+          <w:szCs w:val="32"/>
+        </w:rPr>
+        <w:t xml:space="preserve"> Question </w:t>
+      </w:r>
+      <w:r>
+        <w:rPr>
+          <w:rFonts w:ascii="Calibri" w:hAnsi="Calibri" w:cs="Calibri"/>
+          <w:b/>
+          <w:bCs/>
+          <w:sz w:val="32"/>
+          <w:szCs w:val="32"/>
+        </w:rPr>
+        <w:t>1</w:t>
+      </w:r>
+      <w:r>
+        <w:rPr>
+          <w:rFonts w:ascii="Calibri" w:hAnsi="Calibri" w:cs="Calibri"/>
+          <w:b/>
+          <w:bCs/>
+          <w:sz w:val="32"/>
+          <w:szCs w:val="32"/>
+        </w:rPr>
+        <w:t>:</w:t>
+      </w:r>
+    </w:p>
+    <w:p>
+      <w:pPr>
+        <w:spacing w:line="251" w:lineRule="atLeast"/>
+        <w:rPr>
+          <w:rFonts w:ascii="Menlo" w:hAnsi="Menlo" w:cs="Menlo"/>
+          <w:sz w:val="20"/>
+          <w:szCs w:val="20"/>
+        </w:rPr>
+      </w:pPr>
+      <w:r>
+        <w:rPr>
+          <w:rFonts w:ascii="Menlo" w:hAnsi="Menlo" w:cs="Menlo"/>
+          <w:sz w:val="20"/>
+          <w:szCs w:val="20"/>
+        </w:rPr>
+        <w:br/>
+        <w:t>poles =</w:t>
+      </w:r>
+      <w:r>
+        <w:rPr>
+          <w:rFonts w:ascii="Menlo" w:hAnsi="Menlo" w:cs="Menlo"/>
+          <w:sz w:val="20"/>
+          <w:szCs w:val="20"/>
+        </w:rPr>
+        <w:br/>
+      </w:r>
+      <w:r>
+        <w:rPr>
+          <w:rFonts w:ascii="Menlo" w:hAnsi="Menlo" w:cs="Menlo"/>
+          <w:sz w:val="20"/>
+          <w:szCs w:val="20"/>
+        </w:rPr>
+        <w:br/>
+        <w:t xml:space="preserve">           0</w:t>
+      </w:r>
+      <w:r>
+        <w:rPr>
+          <w:rFonts w:ascii="Menlo" w:hAnsi="Menlo" w:cs="Menlo"/>
+          <w:sz w:val="20"/>
+          <w:szCs w:val="20"/>
+        </w:rPr>
+        <w:br/>
+        <w:t xml:space="preserve">       -1000</w:t>
+      </w:r>
+      <w:r>
+        <w:rPr>
+          <w:rFonts w:ascii="Menlo" w:hAnsi="Menlo" w:cs="Menlo"/>
+          <w:sz w:val="20"/>
+          <w:szCs w:val="20"/>
+        </w:rPr>
+        <w:br/>
+        <w:t xml:space="preserve">         -20</w:t>
+      </w:r>
+      <w:r>
+        <w:rPr>
+          <w:rFonts w:ascii="Menlo" w:hAnsi="Menlo" w:cs="Menlo"/>
+          <w:sz w:val="20"/>
+          <w:szCs w:val="20"/>
+        </w:rPr>
+        <w:br/>
+      </w:r>
+      <w:r>
+        <w:rPr>
+          <w:rFonts w:ascii="Menlo" w:hAnsi="Menlo" w:cs="Menlo"/>
+          <w:sz w:val="20"/>
+          <w:szCs w:val="20"/>
+        </w:rPr>
+        <w:br/>
+      </w:r>
+      <w:r>
+        <w:rPr>
+          <w:rFonts w:ascii="Menlo" w:hAnsi="Menlo" w:cs="Menlo"/>
+          <w:sz w:val="20"/>
+          <w:szCs w:val="20"/>
+        </w:rPr>
+        <w:br/>
+      </w:r>
+      <w:proofErr w:type="spellStart"/>
+      <w:r>
+        <w:rPr>
+          <w:rFonts w:ascii="Menlo" w:hAnsi="Menlo" w:cs="Menlo"/>
+          <w:sz w:val="20"/>
+          <w:szCs w:val="20"/>
+        </w:rPr>
+        <w:t>dcgain</w:t>
+      </w:r>
+      <w:proofErr w:type="spellEnd"/>
+      <w:r>
+        <w:rPr>
+          <w:rFonts w:ascii="Menlo" w:hAnsi="Menlo" w:cs="Menlo"/>
+          <w:sz w:val="20"/>
+          <w:szCs w:val="20"/>
+        </w:rPr>
+        <w:t xml:space="preserve"> =</w:t>
+      </w:r>
+      <w:r>
+        <w:rPr>
+          <w:rFonts w:ascii="Menlo" w:hAnsi="Menlo" w:cs="Menlo"/>
+          <w:sz w:val="20"/>
+          <w:szCs w:val="20"/>
+        </w:rPr>
+        <w:br/>
+      </w:r>
+      <w:r>
+        <w:rPr>
+          <w:rFonts w:ascii="Menlo" w:hAnsi="Menlo" w:cs="Menlo"/>
+          <w:sz w:val="20"/>
+          <w:szCs w:val="20"/>
+        </w:rPr>
+        <w:br/>
+        <w:t xml:space="preserve">   Inf</w:t>
+      </w:r>
+    </w:p>
+    <w:p>
+      <w:pPr>
+        <w:rPr>
+          <w:rFonts w:ascii="Calibri" w:hAnsi="Calibri" w:cs="Calibri"/>
+        </w:rPr>
+      </w:pPr>
+    </w:p>
+    <w:p>
+      <w:pPr>
+        <w:rPr>
+          <w:rFonts w:ascii="Calibri" w:hAnsi="Calibri" w:cs="Calibri"/>
+        </w:rPr>
+      </w:pPr>
+    </w:p>
+    <w:p>
+      <w:pPr>
+        <w:rPr>
+          <w:rFonts w:ascii="Calibri" w:hAnsi="Calibri" w:cs="Calibri"/>
+        </w:rPr>
+      </w:pPr>
+      <w:r>
+        <w:rPr>
+          <w:rFonts w:ascii="Calibri" w:hAnsi="Calibri" w:cs="Calibri"/>
+          <w:b/>
+          <w:bCs/>
+          <w:sz w:val="32"/>
+          <w:szCs w:val="32"/>
+        </w:rPr>
+        <w:t>Lab1</w:t>
+      </w:r>
+      <w:r>
+        <w:rPr>
+          <w:rFonts w:ascii="Calibri" w:hAnsi="Calibri" w:cs="Calibri"/>
+          <w:b/>
+          <w:bCs/>
+          <w:sz w:val="32"/>
+          <w:szCs w:val="32"/>
+        </w:rPr>
+        <w:t xml:space="preserve"> Question </w:t>
+      </w:r>
+      <w:r>
+        <w:rPr>
+          <w:rFonts w:ascii="Calibri" w:hAnsi="Calibri" w:cs="Calibri"/>
+          <w:b/>
+          <w:bCs/>
+          <w:sz w:val="32"/>
+          <w:szCs w:val="32"/>
+        </w:rPr>
+        <w:t>2</w:t>
+      </w:r>
+      <w:r>
+        <w:rPr>
+          <w:rFonts w:ascii="Calibri" w:hAnsi="Calibri" w:cs="Calibri"/>
+          <w:b/>
+          <w:bCs/>
+          <w:sz w:val="32"/>
+          <w:szCs w:val="32"/>
+        </w:rPr>
+        <w:t>:</w:t>
+      </w:r>
+    </w:p>
+    <w:p>
+      <w:pPr>
+        <w:rPr>
+          <w:rFonts w:ascii="Calibri" w:hAnsi="Calibri" w:cs="Calibri"/>
+        </w:rPr>
+      </w:pPr>
+      <w:r>
+        <w:rPr>
+          <w:rFonts w:ascii="Calibri" w:hAnsi="Calibri" w:cs="Calibri"/>
+        </w:rPr>
+        <w:drawing>
+          <wp:inline distT="0" distB="0" distL="0" distR="0" wp14:anchorId="35D4967C" wp14:editId="439E97AD">
+            <wp:extent cx="5731510" cy="4154805"/>
+            <wp:effectExtent l="0" t="0" r="0" b="0"/>
+            <wp:docPr id="796616455" name="Picture 1"/>
+            <wp:cNvGraphicFramePr>
+              <a:graphicFrameLocks xmlns:a="http://schemas.openxmlformats.org/drawingml/2006/main" noChangeAspect="1"/>
+            </wp:cNvGraphicFramePr>
+            <a:graphic xmlns:a="http://schemas.openxmlformats.org/drawingml/2006/main">
+              <a:graphicData uri="http://schemas.openxmlformats.org/drawingml/2006/picture">
+                <pic:pic xmlns:pic="http://schemas.openxmlformats.org/drawingml/2006/picture">
+                  <pic:nvPicPr>
+                    <pic:cNvPr id="796616455" name=""/>
+                    <pic:cNvPicPr/>
+                  </pic:nvPicPr>
+                  <pic:blipFill>
+                    <a:blip r:embed="rId9"/>
+                    <a:stretch>
+                      <a:fillRect/>
+                    </a:stretch>
+                  </pic:blipFill>
+                  <pic:spPr>
+                    <a:xfrm>
+                      <a:off x="0" y="0"/>
+                      <a:ext cx="5731510" cy="4154805"/>
+                    </a:xfrm>
+                    <a:prstGeom prst="rect">
+                      <a:avLst/>
+                    </a:prstGeom>
+                  </pic:spPr>
+                </pic:pic>
+              </a:graphicData>
+            </a:graphic>
+          </wp:inline>
+        </w:drawing>
+      </w:r>
+    </w:p>
+    <w:p>
+      <w:pPr>
+        <w:rPr>
+          <w:rFonts w:ascii="Calibri" w:hAnsi="Calibri" w:cs="Calibri"/>
+        </w:rPr>
+      </w:pPr>
+      <w:r>
+        <w:rPr>
+          <w:rFonts w:ascii="Calibri" w:hAnsi="Calibri" w:cs="Calibri"/>
+          <w:b/>
+          <w:bCs/>
+          <w:sz w:val="32"/>
+          <w:szCs w:val="32"/>
+        </w:rPr>
         <w:lastRenderedPageBreak/>
-        <w:t xml:space="preserve">The second order filter. It minimises noise without heavily </w:t>
+        <w:t>Lab1</w:t>
+      </w:r>
+      <w:r>
+        <w:rPr>
+          <w:rFonts w:ascii="Calibri" w:hAnsi="Calibri" w:cs="Calibri"/>
+          <w:b/>
+          <w:bCs/>
+          <w:sz w:val="32"/>
+          <w:szCs w:val="32"/>
+        </w:rPr>
+        <w:t xml:space="preserve"> Question </w:t>
+      </w:r>
+      <w:r>
+        <w:rPr>
+          <w:rFonts w:ascii="Calibri" w:hAnsi="Calibri" w:cs="Calibri"/>
+          <w:b/>
+          <w:bCs/>
+          <w:sz w:val="32"/>
+          <w:szCs w:val="32"/>
+        </w:rPr>
+        <w:t>3</w:t>
+      </w:r>
+      <w:r>
+        <w:rPr>
+          <w:rFonts w:ascii="Calibri" w:hAnsi="Calibri" w:cs="Calibri"/>
+          <w:b/>
+          <w:bCs/>
+          <w:sz w:val="32"/>
+          <w:szCs w:val="32"/>
+        </w:rPr>
+        <w:t>:</w:t>
+      </w:r>
+    </w:p>
+    <w:p>
+      <w:pPr>
+        <w:rPr>
+          <w:rFonts w:ascii="Calibri" w:hAnsi="Calibri" w:cs="Calibri"/>
+        </w:rPr>
+      </w:pPr>
+      <w:r>
+        <w:rPr>
+          <w:rFonts w:ascii="Calibri" w:hAnsi="Calibri" w:cs="Calibri"/>
+        </w:rPr>
+        <w:t xml:space="preserve">Amplitude (rad), hence radians. </w:t>
+      </w:r>
+    </w:p>
+    <w:p>
+      <w:pPr>
+        <w:rPr>
+          <w:rFonts w:ascii="Calibri" w:hAnsi="Calibri" w:cs="Calibri"/>
+        </w:rPr>
+      </w:pPr>
+      <w:r>
+        <w:rPr>
+          <w:rFonts w:ascii="Calibri" w:hAnsi="Calibri" w:cs="Calibri"/>
+        </w:rPr>
+        <w:drawing>
+          <wp:inline distT="0" distB="0" distL="0" distR="0" wp14:anchorId="2851CBE5" wp14:editId="6507E6CE">
+            <wp:extent cx="2857500" cy="2019300"/>
+            <wp:effectExtent l="0" t="0" r="0" b="0"/>
+            <wp:docPr id="881166663" name="Picture 1"/>
+            <wp:cNvGraphicFramePr>
+              <a:graphicFrameLocks xmlns:a="http://schemas.openxmlformats.org/drawingml/2006/main" noChangeAspect="1"/>
+            </wp:cNvGraphicFramePr>
+            <a:graphic xmlns:a="http://schemas.openxmlformats.org/drawingml/2006/main">
+              <a:graphicData uri="http://schemas.openxmlformats.org/drawingml/2006/picture">
+                <pic:pic xmlns:pic="http://schemas.openxmlformats.org/drawingml/2006/picture">
+                  <pic:nvPicPr>
+                    <pic:cNvPr id="881166663" name=""/>
+                    <pic:cNvPicPr/>
+                  </pic:nvPicPr>
+                  <pic:blipFill>
+                    <a:blip r:embed="rId10"/>
+                    <a:stretch>
+                      <a:fillRect/>
+                    </a:stretch>
+                  </pic:blipFill>
+                  <pic:spPr>
+                    <a:xfrm>
+                      <a:off x="0" y="0"/>
+                      <a:ext cx="2857500" cy="2019300"/>
+                    </a:xfrm>
+                    <a:prstGeom prst="rect">
+                      <a:avLst/>
+                    </a:prstGeom>
+                  </pic:spPr>
+                </pic:pic>
+              </a:graphicData>
+            </a:graphic>
+          </wp:inline>
+        </w:drawing>
+      </w:r>
+    </w:p>
+    <w:p>
+      <w:pPr>
+        <w:rPr>
+          <w:rFonts w:ascii="Calibri" w:hAnsi="Calibri" w:cs="Calibri"/>
+        </w:rPr>
+      </w:pPr>
+    </w:p>
+    <w:p>
+      <w:pPr>
+        <w:rPr>
+          <w:rFonts w:ascii="Calibri" w:hAnsi="Calibri" w:cs="Calibri"/>
+        </w:rPr>
+      </w:pPr>
+    </w:p>
+    <w:p>
+      <w:pPr>
+        <w:rPr>
+          <w:rFonts w:ascii="Calibri" w:hAnsi="Calibri" w:cs="Calibri"/>
+        </w:rPr>
+      </w:pPr>
+      <w:r>
+        <w:rPr>
+          <w:rFonts w:ascii="Calibri" w:hAnsi="Calibri" w:cs="Calibri"/>
+          <w:b/>
+          <w:bCs/>
+          <w:sz w:val="32"/>
+          <w:szCs w:val="32"/>
+        </w:rPr>
+        <w:t xml:space="preserve">Lab1 Question </w:t>
+      </w:r>
+      <w:r>
+        <w:rPr>
+          <w:rFonts w:ascii="Calibri" w:hAnsi="Calibri" w:cs="Calibri"/>
+          <w:b/>
+          <w:bCs/>
+          <w:sz w:val="32"/>
+          <w:szCs w:val="32"/>
+        </w:rPr>
+        <w:t>4</w:t>
+      </w:r>
+      <w:r>
+        <w:rPr>
+          <w:rFonts w:ascii="Calibri" w:hAnsi="Calibri" w:cs="Calibri"/>
+          <w:b/>
+          <w:bCs/>
+          <w:sz w:val="32"/>
+          <w:szCs w:val="32"/>
+        </w:rPr>
+        <w:t>:</w:t>
+      </w:r>
+    </w:p>
+    <w:p>
+      <w:pPr>
+        <w:pStyle w:val="ListParagraph"/>
+        <w:numPr>
+          <w:ilvl w:val="0"/>
+          <w:numId w:val="1"/>
+        </w:numPr>
+        <w:rPr>
+          <w:rFonts w:ascii="Calibri" w:hAnsi="Calibri" w:cs="Calibri"/>
+        </w:rPr>
+      </w:pPr>
+      <w:r>
+        <w:rPr>
+          <w:rFonts w:ascii="Calibri" w:hAnsi="Calibri" w:cs="Calibri"/>
+        </w:rPr>
+        <w:t>First convert 30° to rad = pi/6 rad</w:t>
+      </w:r>
+    </w:p>
+    <w:p>
+      <w:pPr>
+        <w:pStyle w:val="ListParagraph"/>
+        <w:numPr>
+          <w:ilvl w:val="0"/>
+          <w:numId w:val="1"/>
+        </w:numPr>
+        <w:spacing w:line="251" w:lineRule="atLeast"/>
+        <w:rPr>
+          <w:rFonts w:ascii="Menlo" w:hAnsi="Menlo" w:cs="Menlo"/>
+          <w:sz w:val="20"/>
+          <w:szCs w:val="20"/>
+        </w:rPr>
+      </w:pPr>
+      <w:r>
+        <w:rPr>
+          <w:rFonts w:ascii="Menlo" w:hAnsi="Menlo" w:cs="Menlo"/>
+          <w:sz w:val="20"/>
+          <w:szCs w:val="20"/>
+        </w:rPr>
+        <w:t xml:space="preserve">&gt;&gt; [y, t] = </w:t>
+      </w:r>
+      <w:proofErr w:type="gramStart"/>
+      <w:r>
+        <w:rPr>
+          <w:rFonts w:ascii="Menlo" w:hAnsi="Menlo" w:cs="Menlo"/>
+          <w:sz w:val="20"/>
+          <w:szCs w:val="20"/>
+        </w:rPr>
+        <w:t>step(</w:t>
+      </w:r>
+      <w:proofErr w:type="gramEnd"/>
+      <w:r>
+        <w:rPr>
+          <w:rFonts w:ascii="Menlo" w:hAnsi="Menlo" w:cs="Menlo"/>
+          <w:sz w:val="20"/>
+          <w:szCs w:val="20"/>
+        </w:rPr>
+        <w:t>G, 3);</w:t>
+      </w:r>
+    </w:p>
+    <w:p>
+      <w:pPr>
+        <w:pStyle w:val="ListParagraph"/>
+        <w:numPr>
+          <w:ilvl w:val="0"/>
+          <w:numId w:val="1"/>
+        </w:numPr>
+        <w:spacing w:line="251" w:lineRule="atLeast"/>
+        <w:rPr>
+          <w:rFonts w:ascii="Menlo" w:hAnsi="Menlo" w:cs="Menlo"/>
+          <w:sz w:val="20"/>
+          <w:szCs w:val="20"/>
+        </w:rPr>
+      </w:pPr>
+      <w:r>
+        <w:rPr>
+          <w:rFonts w:ascii="Menlo" w:hAnsi="Menlo" w:cs="Menlo"/>
+          <w:sz w:val="20"/>
+          <w:szCs w:val="20"/>
+        </w:rPr>
+        <w:t>t_30deg = interp1(y, t, pi/6)</w:t>
+      </w:r>
+    </w:p>
+    <w:p>
+      <w:pPr>
+        <w:pStyle w:val="ListParagraph"/>
+        <w:numPr>
+          <w:ilvl w:val="0"/>
+          <w:numId w:val="1"/>
+        </w:numPr>
+        <w:spacing w:line="251" w:lineRule="atLeast"/>
+        <w:rPr>
+          <w:rFonts w:ascii="Menlo" w:hAnsi="Menlo" w:cs="Menlo"/>
+          <w:sz w:val="20"/>
+          <w:szCs w:val="20"/>
+        </w:rPr>
+      </w:pPr>
+      <w:r>
+        <w:rPr>
+          <w:rFonts w:ascii="Menlo" w:hAnsi="Menlo" w:cs="Menlo"/>
+          <w:sz w:val="20"/>
+          <w:szCs w:val="20"/>
+        </w:rPr>
+        <w:br/>
+        <w:t>t_30deg =</w:t>
+      </w:r>
+      <w:r>
+        <w:rPr>
+          <w:rFonts w:ascii="Menlo" w:hAnsi="Menlo" w:cs="Menlo"/>
+          <w:sz w:val="20"/>
+          <w:szCs w:val="20"/>
+        </w:rPr>
+        <w:br/>
+      </w:r>
+      <w:r>
+        <w:rPr>
+          <w:rFonts w:ascii="Menlo" w:hAnsi="Menlo" w:cs="Menlo"/>
+          <w:sz w:val="20"/>
+          <w:szCs w:val="20"/>
+        </w:rPr>
+        <w:br/>
+        <w:t xml:space="preserve">    2.1454</w:t>
+      </w:r>
+    </w:p>
+    <w:p>
+      <w:pPr>
+        <w:pStyle w:val="ListParagraph"/>
+        <w:numPr>
+          <w:ilvl w:val="0"/>
+          <w:numId w:val="1"/>
+        </w:numPr>
+        <w:rPr>
+          <w:rFonts w:ascii="Calibri" w:hAnsi="Calibri" w:cs="Calibri"/>
+        </w:rPr>
+      </w:pPr>
+      <w:r>
+        <w:rPr>
+          <w:rFonts w:ascii="Calibri" w:hAnsi="Calibri" w:cs="Calibri"/>
+        </w:rPr>
+        <w:t>This is how many seconds</w:t>
+      </w:r>
+    </w:p>
+    <w:p>
+      <w:pPr>
+        <w:rPr>
+          <w:rFonts w:ascii="Calibri" w:hAnsi="Calibri" w:cs="Calibri"/>
+        </w:rPr>
+      </w:pPr>
+      <w:r>
+        <w:rPr>
+          <w:rFonts w:ascii="Calibri" w:hAnsi="Calibri" w:cs="Calibri"/>
+        </w:rPr>
+        <w:t>Disadvantage</w:t>
+      </w:r>
+    </w:p>
+    <w:p>
+      <w:pPr>
+        <w:pStyle w:val="ListParagraph"/>
+        <w:numPr>
+          <w:ilvl w:val="0"/>
+          <w:numId w:val="1"/>
+        </w:numPr>
+        <w:rPr>
+          <w:rFonts w:ascii="Calibri" w:hAnsi="Calibri" w:cs="Calibri"/>
+        </w:rPr>
+      </w:pPr>
+      <w:r>
+        <w:rPr>
+          <w:rFonts w:ascii="Calibri" w:hAnsi="Calibri" w:cs="Calibri"/>
+        </w:rPr>
+        <w:t xml:space="preserve">We have no </w:t>
+      </w:r>
+      <w:proofErr w:type="gramStart"/>
+      <w:r>
+        <w:rPr>
+          <w:rFonts w:ascii="Calibri" w:hAnsi="Calibri" w:cs="Calibri"/>
+        </w:rPr>
+        <w:t>feedback,</w:t>
+      </w:r>
+      <w:proofErr w:type="gramEnd"/>
+      <w:r>
+        <w:rPr>
+          <w:rFonts w:ascii="Calibri" w:hAnsi="Calibri" w:cs="Calibri"/>
+        </w:rPr>
+        <w:t xml:space="preserve"> we don’t know if this time will </w:t>
+      </w:r>
+      <w:proofErr w:type="gramStart"/>
+      <w:r>
+        <w:rPr>
+          <w:rFonts w:ascii="Calibri" w:hAnsi="Calibri" w:cs="Calibri"/>
+        </w:rPr>
+        <w:t>actually correlate</w:t>
+      </w:r>
+      <w:proofErr w:type="gramEnd"/>
+      <w:r>
+        <w:rPr>
+          <w:rFonts w:ascii="Calibri" w:hAnsi="Calibri" w:cs="Calibri"/>
+        </w:rPr>
+        <w:t xml:space="preserve"> to the correct amount of rotation. If there are any disturbances which result in not all power being directly translated to movement then this will be wrong. </w:t>
+      </w:r>
+    </w:p>
+    <w:p>
+      <w:pPr>
+        <w:rPr>
+          <w:rFonts w:ascii="Calibri" w:hAnsi="Calibri" w:cs="Calibri"/>
+        </w:rPr>
+      </w:pPr>
+      <w:r>
+        <w:rPr>
+          <w:rFonts w:ascii="Calibri" w:hAnsi="Calibri" w:cs="Calibri"/>
+          <w:b/>
+          <w:bCs/>
+          <w:sz w:val="32"/>
+          <w:szCs w:val="32"/>
+        </w:rPr>
+        <w:t xml:space="preserve">Lab1 Question </w:t>
+      </w:r>
+      <w:r>
+        <w:rPr>
+          <w:rFonts w:ascii="Calibri" w:hAnsi="Calibri" w:cs="Calibri"/>
+          <w:b/>
+          <w:bCs/>
+          <w:sz w:val="32"/>
+          <w:szCs w:val="32"/>
+        </w:rPr>
+        <w:t>5</w:t>
+      </w:r>
+      <w:r>
+        <w:rPr>
+          <w:rFonts w:ascii="Calibri" w:hAnsi="Calibri" w:cs="Calibri"/>
+          <w:b/>
+          <w:bCs/>
+          <w:sz w:val="32"/>
+          <w:szCs w:val="32"/>
+        </w:rPr>
+        <w:t>:</w:t>
+      </w:r>
+    </w:p>
+    <w:p>
+      <w:pPr>
+        <w:rPr>
+          <w:rFonts w:ascii="Calibri" w:hAnsi="Calibri" w:cs="Calibri"/>
+        </w:rPr>
+      </w:pPr>
+      <w:r>
+        <w:rPr>
+          <w:rFonts w:ascii="Calibri" w:hAnsi="Calibri" w:cs="Calibri"/>
+        </w:rPr>
+        <w:t xml:space="preserve">The closed loop transfer function was created in </w:t>
       </w:r>
       <w:proofErr w:type="spellStart"/>
       <w:r>
         <w:rPr>
           <w:rFonts w:ascii="Calibri" w:hAnsi="Calibri" w:cs="Calibri"/>
         </w:rPr>
-        <w:t>overfiltering</w:t>
+        <w:t>Matlab</w:t>
       </w:r>
       <w:proofErr w:type="spellEnd"/>
       <w:r>
         <w:rPr>
           <w:rFonts w:ascii="Calibri" w:hAnsi="Calibri" w:cs="Calibri"/>
         </w:rPr>
-        <w:t xml:space="preserve"> useful data. However, the cutoff frequency should be adjusted slightly so that the initial behaviour is not under-represented. </w:t>
-      </w:r>
-    </w:p>
-    <w:p>
-      <w:pPr>
-        <w:rPr>
-          <w:rFonts w:ascii="Calibri" w:hAnsi="Calibri" w:cs="Calibri"/>
-        </w:rPr>
-      </w:pPr>
-    </w:p>
-    <w:p/>
+        <w:t>.</w:t>
+      </w:r>
+    </w:p>
+    <w:p>
+      <w:pPr>
+        <w:rPr>
+          <w:rFonts w:ascii="Calibri" w:hAnsi="Calibri" w:cs="Calibri"/>
+        </w:rPr>
+      </w:pPr>
+    </w:p>
+    <w:p>
+      <w:pPr>
+        <w:rPr>
+          <w:rFonts w:ascii="Calibri" w:hAnsi="Calibri" w:cs="Calibri"/>
+        </w:rPr>
+      </w:pPr>
+    </w:p>
+    <w:p>
+      <w:pPr>
+        <w:rPr>
+          <w:rFonts w:ascii="Calibri" w:hAnsi="Calibri" w:cs="Calibri"/>
+        </w:rPr>
+      </w:pPr>
+      <w:r>
+        <w:rPr>
+          <w:rFonts w:ascii="Calibri" w:hAnsi="Calibri" w:cs="Calibri"/>
+          <w:b/>
+          <w:bCs/>
+          <w:sz w:val="32"/>
+          <w:szCs w:val="32"/>
+        </w:rPr>
+        <w:t>Lab1</w:t>
+      </w:r>
+      <w:r>
+        <w:rPr>
+          <w:rFonts w:ascii="Calibri" w:hAnsi="Calibri" w:cs="Calibri"/>
+          <w:b/>
+          <w:bCs/>
+          <w:sz w:val="32"/>
+          <w:szCs w:val="32"/>
+        </w:rPr>
+        <w:t xml:space="preserve"> Question </w:t>
+      </w:r>
+      <w:r>
+        <w:rPr>
+          <w:rFonts w:ascii="Calibri" w:hAnsi="Calibri" w:cs="Calibri"/>
+          <w:b/>
+          <w:bCs/>
+          <w:sz w:val="32"/>
+          <w:szCs w:val="32"/>
+        </w:rPr>
+        <w:t>6</w:t>
+      </w:r>
+      <w:r>
+        <w:rPr>
+          <w:rFonts w:ascii="Calibri" w:hAnsi="Calibri" w:cs="Calibri"/>
+          <w:b/>
+          <w:bCs/>
+          <w:sz w:val="32"/>
+          <w:szCs w:val="32"/>
+        </w:rPr>
+        <w:t>:</w:t>
+      </w:r>
+    </w:p>
+    <w:p>
+      <w:pPr>
+        <w:rPr>
+          <w:rFonts w:ascii="Calibri" w:hAnsi="Calibri" w:cs="Calibri"/>
+        </w:rPr>
+      </w:pPr>
+      <w:r>
+        <w:rPr>
+          <w:rFonts w:ascii="Calibri" w:hAnsi="Calibri" w:cs="Calibri"/>
+        </w:rPr>
+        <w:t xml:space="preserve">Find the poles and zeros of </w:t>
+      </w:r>
+      <w:r>
+        <w:rPr>
+          <w:rFonts w:ascii="Cambria Math" w:hAnsi="Cambria Math" w:cs="Cambria Math"/>
+        </w:rPr>
+        <w:t>𝑇</w:t>
+      </w:r>
+      <w:r>
+        <w:rPr>
+          <w:rFonts w:ascii="Calibri" w:hAnsi="Calibri" w:cs="Calibri"/>
+        </w:rPr>
+        <w:t>(</w:t>
+      </w:r>
+      <w:r>
+        <w:rPr>
+          <w:rFonts w:ascii="Cambria Math" w:hAnsi="Cambria Math" w:cs="Cambria Math"/>
+        </w:rPr>
+        <w:t>𝑠</w:t>
+      </w:r>
+      <w:r>
+        <w:rPr>
+          <w:rFonts w:ascii="Calibri" w:hAnsi="Calibri" w:cs="Calibri"/>
+        </w:rPr>
+        <w:t xml:space="preserve">) for all three amplifier gains </w:t>
+      </w:r>
+      <w:r>
+        <w:rPr>
+          <w:rFonts w:ascii="Cambria Math" w:hAnsi="Cambria Math" w:cs="Cambria Math"/>
+        </w:rPr>
+        <w:t>𝐾𝑎</w:t>
+      </w:r>
+      <w:r>
+        <w:rPr>
+          <w:rFonts w:ascii="Calibri" w:hAnsi="Calibri" w:cs="Calibri"/>
+        </w:rPr>
+        <w:t xml:space="preserve">. Compare the locations of the closed-loop poles of </w:t>
+      </w:r>
+      <w:r>
+        <w:rPr>
+          <w:rFonts w:ascii="Cambria Math" w:hAnsi="Cambria Math" w:cs="Cambria Math"/>
+        </w:rPr>
+        <w:t>𝑇</w:t>
+      </w:r>
+      <w:r>
+        <w:rPr>
+          <w:rFonts w:ascii="Calibri" w:hAnsi="Calibri" w:cs="Calibri"/>
+        </w:rPr>
+        <w:t>(</w:t>
+      </w:r>
+      <w:r>
+        <w:rPr>
+          <w:rFonts w:ascii="Cambria Math" w:hAnsi="Cambria Math" w:cs="Cambria Math"/>
+        </w:rPr>
+        <w:t>𝑠</w:t>
+      </w:r>
+      <w:r>
+        <w:rPr>
+          <w:rFonts w:ascii="Calibri" w:hAnsi="Calibri" w:cs="Calibri"/>
+        </w:rPr>
+        <w:t xml:space="preserve">) to the open-loop poles of </w:t>
+      </w:r>
+      <w:r>
+        <w:rPr>
+          <w:rFonts w:ascii="Cambria Math" w:hAnsi="Cambria Math" w:cs="Cambria Math"/>
+        </w:rPr>
+        <w:t>𝐺</w:t>
+      </w:r>
+      <w:r>
+        <w:rPr>
+          <w:rFonts w:ascii="Calibri" w:hAnsi="Calibri" w:cs="Calibri"/>
+        </w:rPr>
+        <w:t>(</w:t>
+      </w:r>
+      <w:r>
+        <w:rPr>
+          <w:rFonts w:ascii="Cambria Math" w:hAnsi="Cambria Math" w:cs="Cambria Math"/>
+        </w:rPr>
+        <w:t>𝑠</w:t>
+      </w:r>
+      <w:r>
+        <w:rPr>
+          <w:rFonts w:ascii="Calibri" w:hAnsi="Calibri" w:cs="Calibri"/>
+        </w:rPr>
+        <w:t>) from Question 1.</w:t>
+      </w:r>
+    </w:p>
+    <w:p>
+      <w:pPr>
+        <w:pStyle w:val="ListParagraph"/>
+        <w:rPr>
+          <w:rFonts w:ascii="Calibri" w:hAnsi="Calibri" w:cs="Calibri"/>
+        </w:rPr>
+      </w:pPr>
+    </w:p>
+    <w:p>
+      <w:pPr>
+        <w:pStyle w:val="font-claude-response-body"/>
+        <w:rPr>
+          <w:rFonts w:ascii="Menlo" w:hAnsi="Menlo" w:cs="Menlo"/>
+          <w:sz w:val="20"/>
+          <w:szCs w:val="20"/>
+        </w:rPr>
+      </w:pPr>
+      <w:r>
+        <w:rPr>
+          <w:rFonts w:ascii="Menlo" w:hAnsi="Menlo" w:cs="Menlo"/>
+          <w:sz w:val="20"/>
+          <w:szCs w:val="20"/>
+        </w:rPr>
+        <w:t>T1_zeros =</w:t>
+      </w:r>
+      <w:r>
+        <w:rPr>
+          <w:rFonts w:ascii="Menlo" w:hAnsi="Menlo" w:cs="Menlo"/>
+          <w:sz w:val="20"/>
+          <w:szCs w:val="20"/>
+        </w:rPr>
+        <w:br/>
+      </w:r>
+      <w:r>
+        <w:rPr>
+          <w:rFonts w:ascii="Menlo" w:hAnsi="Menlo" w:cs="Menlo"/>
+          <w:sz w:val="20"/>
+          <w:szCs w:val="20"/>
+        </w:rPr>
+        <w:br/>
+        <w:t xml:space="preserve">  0×1 empty </w:t>
+      </w:r>
+      <w:hyperlink r:id="rId11" w:history="1">
+        <w:r>
+          <w:rPr>
+            <w:rStyle w:val="Hyperlink"/>
+            <w:rFonts w:ascii="Menlo" w:hAnsi="Menlo" w:cs="Menlo"/>
+            <w:b/>
+            <w:bCs/>
+            <w:sz w:val="20"/>
+            <w:szCs w:val="20"/>
+          </w:rPr>
+          <w:t>double</w:t>
+        </w:r>
+      </w:hyperlink>
+      <w:r>
+        <w:rPr>
+          <w:rFonts w:ascii="Menlo" w:hAnsi="Menlo" w:cs="Menlo"/>
+          <w:sz w:val="20"/>
+          <w:szCs w:val="20"/>
+        </w:rPr>
+        <w:t xml:space="preserve"> column vector</w:t>
+      </w:r>
+      <w:r>
+        <w:rPr>
+          <w:rFonts w:ascii="Menlo" w:hAnsi="Menlo" w:cs="Menlo"/>
+          <w:sz w:val="20"/>
+          <w:szCs w:val="20"/>
+        </w:rPr>
+        <w:br/>
+      </w:r>
+      <w:r>
+        <w:rPr>
+          <w:rFonts w:ascii="Menlo" w:hAnsi="Menlo" w:cs="Menlo"/>
+          <w:sz w:val="20"/>
+          <w:szCs w:val="20"/>
+        </w:rPr>
+        <w:br/>
+      </w:r>
+      <w:r>
+        <w:rPr>
+          <w:rFonts w:ascii="Menlo" w:hAnsi="Menlo" w:cs="Menlo"/>
+          <w:sz w:val="20"/>
+          <w:szCs w:val="20"/>
+        </w:rPr>
+        <w:br/>
+        <w:t>T2_zeros =</w:t>
+      </w:r>
+      <w:r>
+        <w:rPr>
+          <w:rFonts w:ascii="Menlo" w:hAnsi="Menlo" w:cs="Menlo"/>
+          <w:sz w:val="20"/>
+          <w:szCs w:val="20"/>
+        </w:rPr>
+        <w:br/>
+      </w:r>
+      <w:r>
+        <w:rPr>
+          <w:rFonts w:ascii="Menlo" w:hAnsi="Menlo" w:cs="Menlo"/>
+          <w:sz w:val="20"/>
+          <w:szCs w:val="20"/>
+        </w:rPr>
+        <w:br/>
+        <w:t xml:space="preserve">  0×1 empty </w:t>
+      </w:r>
+      <w:hyperlink r:id="rId12" w:history="1">
+        <w:r>
+          <w:rPr>
+            <w:rStyle w:val="Hyperlink"/>
+            <w:rFonts w:ascii="Menlo" w:hAnsi="Menlo" w:cs="Menlo"/>
+            <w:b/>
+            <w:bCs/>
+            <w:sz w:val="20"/>
+            <w:szCs w:val="20"/>
+          </w:rPr>
+          <w:t>double</w:t>
+        </w:r>
+      </w:hyperlink>
+      <w:r>
+        <w:rPr>
+          <w:rFonts w:ascii="Menlo" w:hAnsi="Menlo" w:cs="Menlo"/>
+          <w:sz w:val="20"/>
+          <w:szCs w:val="20"/>
+        </w:rPr>
+        <w:t xml:space="preserve"> column vector</w:t>
+      </w:r>
+      <w:r>
+        <w:rPr>
+          <w:rFonts w:ascii="Menlo" w:hAnsi="Menlo" w:cs="Menlo"/>
+          <w:sz w:val="20"/>
+          <w:szCs w:val="20"/>
+        </w:rPr>
+        <w:br/>
+      </w:r>
+      <w:r>
+        <w:rPr>
+          <w:rFonts w:ascii="Menlo" w:hAnsi="Menlo" w:cs="Menlo"/>
+          <w:sz w:val="20"/>
+          <w:szCs w:val="20"/>
+        </w:rPr>
+        <w:br/>
+      </w:r>
+      <w:r>
+        <w:rPr>
+          <w:rFonts w:ascii="Menlo" w:hAnsi="Menlo" w:cs="Menlo"/>
+          <w:sz w:val="20"/>
+          <w:szCs w:val="20"/>
+        </w:rPr>
+        <w:br/>
+      </w:r>
+      <w:r>
+        <w:rPr>
+          <w:rFonts w:ascii="Menlo" w:hAnsi="Menlo" w:cs="Menlo"/>
+          <w:sz w:val="20"/>
+          <w:szCs w:val="20"/>
+        </w:rPr>
+        <w:lastRenderedPageBreak/>
+        <w:t>T3_zeros =</w:t>
+      </w:r>
+      <w:r>
+        <w:rPr>
+          <w:rFonts w:ascii="Menlo" w:hAnsi="Menlo" w:cs="Menlo"/>
+          <w:sz w:val="20"/>
+          <w:szCs w:val="20"/>
+        </w:rPr>
+        <w:br/>
+      </w:r>
+      <w:r>
+        <w:rPr>
+          <w:rFonts w:ascii="Menlo" w:hAnsi="Menlo" w:cs="Menlo"/>
+          <w:sz w:val="20"/>
+          <w:szCs w:val="20"/>
+        </w:rPr>
+        <w:br/>
+        <w:t xml:space="preserve">  0×1 empty </w:t>
+      </w:r>
+      <w:hyperlink r:id="rId13" w:history="1">
+        <w:r>
+          <w:rPr>
+            <w:rStyle w:val="Hyperlink"/>
+            <w:rFonts w:ascii="Menlo" w:hAnsi="Menlo" w:cs="Menlo"/>
+            <w:b/>
+            <w:bCs/>
+            <w:sz w:val="20"/>
+            <w:szCs w:val="20"/>
+          </w:rPr>
+          <w:t>double</w:t>
+        </w:r>
+      </w:hyperlink>
+      <w:r>
+        <w:rPr>
+          <w:rFonts w:ascii="Menlo" w:hAnsi="Menlo" w:cs="Menlo"/>
+          <w:sz w:val="20"/>
+          <w:szCs w:val="20"/>
+        </w:rPr>
+        <w:t xml:space="preserve"> column vector</w:t>
+      </w:r>
+    </w:p>
+    <w:p>
+      <w:pPr>
+        <w:pStyle w:val="font-claude-response-body"/>
+      </w:pPr>
+      <w:r>
+        <w:rPr>
+          <w:rFonts w:ascii="Menlo" w:hAnsi="Menlo" w:cs="Menlo"/>
+          <w:sz w:val="20"/>
+          <w:szCs w:val="20"/>
+        </w:rPr>
+        <w:br/>
+      </w:r>
+      <w:r>
+        <w:rPr>
+          <w:rFonts w:ascii="Menlo" w:hAnsi="Menlo" w:cs="Menlo"/>
+          <w:sz w:val="20"/>
+          <w:szCs w:val="20"/>
+        </w:rPr>
+        <w:br/>
+      </w:r>
+      <w:r>
+        <w:rPr>
+          <w:rStyle w:val="Strong"/>
+        </w:rPr>
+        <w:t>T1 poles:</w:t>
+      </w:r>
+    </w:p>
+    <w:p>
+      <w:pPr>
+        <w:pStyle w:val="font-claude-response-body"/>
+        <w:numPr>
+          <w:ilvl w:val="0"/>
+          <w:numId w:val="2"/>
+        </w:numPr>
+      </w:pPr>
+      <w:r>
+        <w:rPr>
+          <w:rStyle w:val="HTMLCode"/>
+        </w:rPr>
+        <w:t>-1.0001 × 1000 = -1000.1</w:t>
+      </w:r>
+    </w:p>
+    <w:p>
+      <w:pPr>
+        <w:pStyle w:val="font-claude-response-body"/>
+        <w:numPr>
+          <w:ilvl w:val="0"/>
+          <w:numId w:val="2"/>
+        </w:numPr>
+      </w:pPr>
+      <w:r>
+        <w:rPr>
+          <w:rStyle w:val="HTMLCode"/>
+        </w:rPr>
+        <w:t>-0.0170 × 1000 = -17.0</w:t>
+      </w:r>
+    </w:p>
+    <w:p>
+      <w:pPr>
+        <w:pStyle w:val="font-claude-response-body"/>
+        <w:numPr>
+          <w:ilvl w:val="0"/>
+          <w:numId w:val="2"/>
+        </w:numPr>
+      </w:pPr>
+      <w:r>
+        <w:rPr>
+          <w:rStyle w:val="HTMLCode"/>
+        </w:rPr>
+        <w:t>-0.0029 × 1000 = -2.9</w:t>
+      </w:r>
+    </w:p>
+    <w:p>
+      <w:pPr>
+        <w:pStyle w:val="font-claude-response-body"/>
+      </w:pPr>
+      <w:r>
+        <w:rPr>
+          <w:rStyle w:val="Strong"/>
+        </w:rPr>
+        <w:t>T2 poles:</w:t>
+      </w:r>
+    </w:p>
+    <w:p>
+      <w:pPr>
+        <w:pStyle w:val="font-claude-response-body"/>
+        <w:numPr>
+          <w:ilvl w:val="0"/>
+          <w:numId w:val="3"/>
+        </w:numPr>
+      </w:pPr>
+      <w:r>
+        <w:rPr>
+          <w:rStyle w:val="HTMLCode"/>
+        </w:rPr>
+        <w:t>-1.0001 × 1000 = -1000.1</w:t>
+      </w:r>
+    </w:p>
+    <w:p>
+      <w:pPr>
+        <w:pStyle w:val="font-claude-response-body"/>
+        <w:numPr>
+          <w:ilvl w:val="0"/>
+          <w:numId w:val="3"/>
+        </w:numPr>
+      </w:pPr>
+      <w:r>
+        <w:rPr>
+          <w:rStyle w:val="HTMLCode"/>
+        </w:rPr>
+        <w:t>-0.0100 × 1000 = -10.0</w:t>
+      </w:r>
+    </w:p>
+    <w:p>
+      <w:pPr>
+        <w:pStyle w:val="font-claude-response-body"/>
+        <w:numPr>
+          <w:ilvl w:val="0"/>
+          <w:numId w:val="3"/>
+        </w:numPr>
+      </w:pPr>
+      <w:r>
+        <w:rPr>
+          <w:rStyle w:val="HTMLCode"/>
+        </w:rPr>
+        <w:t>-0.0099 × 1000 = -9.9</w:t>
+      </w:r>
+    </w:p>
+    <w:p>
+      <w:pPr>
+        <w:pStyle w:val="font-claude-response-body"/>
+      </w:pPr>
+      <w:r>
+        <w:rPr>
+          <w:rStyle w:val="Strong"/>
+        </w:rPr>
+        <w:t>T3 poles:</w:t>
+      </w:r>
+    </w:p>
+    <w:p>
+      <w:pPr>
+        <w:pStyle w:val="font-claude-response-body"/>
+        <w:numPr>
+          <w:ilvl w:val="0"/>
+          <w:numId w:val="4"/>
+        </w:numPr>
+      </w:pPr>
+      <w:r>
+        <w:rPr>
+          <w:rStyle w:val="HTMLCode"/>
+        </w:rPr>
+        <w:t>-1.0002 × 1000 = -1000.2</w:t>
+      </w:r>
+    </w:p>
+    <w:p>
+      <w:pPr>
+        <w:pStyle w:val="font-claude-response-body"/>
+        <w:numPr>
+          <w:ilvl w:val="0"/>
+          <w:numId w:val="4"/>
+        </w:numPr>
+      </w:pPr>
+      <w:r>
+        <w:rPr>
+          <w:rStyle w:val="HTMLCode"/>
+        </w:rPr>
+        <w:t>-0.0099 + 0.0101i × 1000 = -9.9 + 10.1i</w:t>
+      </w:r>
+    </w:p>
+    <w:p>
+      <w:pPr>
+        <w:pStyle w:val="font-claude-response-body"/>
+        <w:numPr>
+          <w:ilvl w:val="0"/>
+          <w:numId w:val="4"/>
+        </w:numPr>
+      </w:pPr>
+      <w:r>
+        <w:rPr>
+          <w:rStyle w:val="HTMLCode"/>
+        </w:rPr>
+        <w:t>-0.0099 - 0.0101i × 1000 = -9.9 - 10.1i</w:t>
+      </w:r>
+      <w:r>
+        <w:rPr>
+          <w:rFonts w:ascii="Menlo" w:hAnsi="Menlo" w:cs="Menlo"/>
+          <w:sz w:val="20"/>
+          <w:szCs w:val="20"/>
+        </w:rPr>
+        <w:br/>
+      </w:r>
+      <w:r>
+        <w:rPr>
+          <w:rFonts w:ascii="Menlo" w:hAnsi="Menlo" w:cs="Menlo"/>
+          <w:sz w:val="20"/>
+          <w:szCs w:val="20"/>
+        </w:rPr>
+        <w:br/>
+      </w:r>
+      <w:r>
+        <w:rPr>
+          <w:rFonts w:ascii="Menlo" w:hAnsi="Menlo" w:cs="Menlo"/>
+          <w:sz w:val="20"/>
+          <w:szCs w:val="20"/>
+        </w:rPr>
+        <w:br/>
+      </w:r>
+      <w:proofErr w:type="spellStart"/>
+      <w:r>
+        <w:rPr>
+          <w:rFonts w:ascii="Menlo" w:hAnsi="Menlo" w:cs="Menlo"/>
+          <w:sz w:val="20"/>
+          <w:szCs w:val="20"/>
+        </w:rPr>
+        <w:t>G_poles</w:t>
+      </w:r>
+      <w:proofErr w:type="spellEnd"/>
+      <w:r>
+        <w:rPr>
+          <w:rFonts w:ascii="Menlo" w:hAnsi="Menlo" w:cs="Menlo"/>
+          <w:sz w:val="20"/>
+          <w:szCs w:val="20"/>
+        </w:rPr>
+        <w:t xml:space="preserve"> ORIGINAL FROM Q1</w:t>
+      </w:r>
+      <w:r>
+        <w:rPr>
+          <w:rFonts w:ascii="Menlo" w:hAnsi="Menlo" w:cs="Menlo"/>
+          <w:sz w:val="20"/>
+          <w:szCs w:val="20"/>
+        </w:rPr>
+        <w:t xml:space="preserve"> =</w:t>
+      </w:r>
+      <w:r>
+        <w:rPr>
+          <w:rFonts w:ascii="Menlo" w:hAnsi="Menlo" w:cs="Menlo"/>
+          <w:sz w:val="20"/>
+          <w:szCs w:val="20"/>
+        </w:rPr>
+        <w:br/>
+      </w:r>
+      <w:r>
+        <w:rPr>
+          <w:rFonts w:ascii="Menlo" w:hAnsi="Menlo" w:cs="Menlo"/>
+          <w:sz w:val="20"/>
+          <w:szCs w:val="20"/>
+        </w:rPr>
+        <w:br/>
+        <w:t xml:space="preserve">           0</w:t>
+      </w:r>
+      <w:r>
+        <w:rPr>
+          <w:rFonts w:ascii="Menlo" w:hAnsi="Menlo" w:cs="Menlo"/>
+          <w:sz w:val="20"/>
+          <w:szCs w:val="20"/>
+        </w:rPr>
+        <w:br/>
+        <w:t xml:space="preserve">       -1000</w:t>
+      </w:r>
+      <w:r>
+        <w:rPr>
+          <w:rFonts w:ascii="Menlo" w:hAnsi="Menlo" w:cs="Menlo"/>
+          <w:sz w:val="20"/>
+          <w:szCs w:val="20"/>
+        </w:rPr>
+        <w:br/>
+        <w:t xml:space="preserve">         -20</w:t>
+      </w:r>
+    </w:p>
+    <w:p>
+      <w:pPr>
+        <w:pStyle w:val="ListParagraph"/>
+        <w:numPr>
+          <w:ilvl w:val="0"/>
+          <w:numId w:val="1"/>
+        </w:numPr>
+        <w:spacing w:line="251" w:lineRule="atLeast"/>
+        <w:rPr>
+          <w:rFonts w:ascii="Menlo" w:hAnsi="Menlo" w:cs="Menlo"/>
+          <w:sz w:val="20"/>
+          <w:szCs w:val="20"/>
+        </w:rPr>
+      </w:pPr>
+    </w:p>
+    <w:p>
+      <w:pPr>
+        <w:pStyle w:val="ListParagraph"/>
+        <w:numPr>
+          <w:ilvl w:val="0"/>
+          <w:numId w:val="1"/>
+        </w:numPr>
+        <w:spacing w:line="251" w:lineRule="atLeast"/>
+        <w:rPr>
+          <w:rFonts w:ascii="Menlo" w:hAnsi="Menlo" w:cs="Menlo"/>
+          <w:sz w:val="20"/>
+          <w:szCs w:val="20"/>
+        </w:rPr>
+      </w:pPr>
+      <w:r>
+        <w:rPr>
+          <w:rFonts w:ascii="Menlo" w:hAnsi="Menlo" w:cs="Menlo"/>
+          <w:sz w:val="20"/>
+          <w:szCs w:val="20"/>
+        </w:rPr>
+        <w:t xml:space="preserve">&gt;&gt; </w:t>
+      </w:r>
+    </w:p>
+    <w:p>
+      <w:pPr>
+        <w:spacing w:line="251" w:lineRule="atLeast"/>
+        <w:rPr>
+          <w:rFonts w:ascii="Menlo" w:hAnsi="Menlo" w:cs="Menlo"/>
+          <w:sz w:val="20"/>
+          <w:szCs w:val="20"/>
+        </w:rPr>
+      </w:pPr>
+    </w:p>
+    <w:p>
+      <w:pPr>
+        <w:spacing w:line="251" w:lineRule="atLeast"/>
+        <w:rPr>
+          <w:rFonts w:ascii="Menlo" w:hAnsi="Menlo" w:cs="Menlo"/>
+          <w:sz w:val="20"/>
+          <w:szCs w:val="20"/>
+        </w:rPr>
+      </w:pPr>
+      <w:r>
+        <w:rPr>
+          <w:rFonts w:ascii="Menlo" w:hAnsi="Menlo" w:cs="Menlo"/>
+          <w:sz w:val="20"/>
+          <w:szCs w:val="20"/>
+        </w:rPr>
+        <w:lastRenderedPageBreak/>
+        <w:drawing>
+          <wp:inline distT="0" distB="0" distL="0" distR="0" wp14:anchorId="5A754188" wp14:editId="160A6541">
+            <wp:extent cx="5731510" cy="4154805"/>
+            <wp:effectExtent l="0" t="0" r="0" b="0"/>
+            <wp:docPr id="1032650253" name="Picture 1"/>
+            <wp:cNvGraphicFramePr>
+              <a:graphicFrameLocks xmlns:a="http://schemas.openxmlformats.org/drawingml/2006/main" noChangeAspect="1"/>
+            </wp:cNvGraphicFramePr>
+            <a:graphic xmlns:a="http://schemas.openxmlformats.org/drawingml/2006/main">
+              <a:graphicData uri="http://schemas.openxmlformats.org/drawingml/2006/picture">
+                <pic:pic xmlns:pic="http://schemas.openxmlformats.org/drawingml/2006/picture">
+                  <pic:nvPicPr>
+                    <pic:cNvPr id="1032650253" name=""/>
+                    <pic:cNvPicPr/>
+                  </pic:nvPicPr>
+                  <pic:blipFill>
+                    <a:blip r:embed="rId14"/>
+                    <a:stretch>
+                      <a:fillRect/>
+                    </a:stretch>
+                  </pic:blipFill>
+                  <pic:spPr>
+                    <a:xfrm>
+                      <a:off x="0" y="0"/>
+                      <a:ext cx="5731510" cy="4154805"/>
+                    </a:xfrm>
+                    <a:prstGeom prst="rect">
+                      <a:avLst/>
+                    </a:prstGeom>
+                  </pic:spPr>
+                </pic:pic>
+              </a:graphicData>
+            </a:graphic>
+          </wp:inline>
+        </w:drawing>
+      </w:r>
+    </w:p>
+    <w:p>
+      <w:pPr>
+        <w:spacing w:line="251" w:lineRule="atLeast"/>
+        <w:rPr>
+          <w:rFonts w:ascii="Menlo" w:hAnsi="Menlo" w:cs="Menlo"/>
+          <w:sz w:val="20"/>
+          <w:szCs w:val="20"/>
+        </w:rPr>
+      </w:pPr>
+    </w:p>
+    <w:p>
+      <w:pPr>
+        <w:rPr>
+          <w:rFonts w:ascii="Calibri" w:hAnsi="Calibri" w:cs="Calibri"/>
+          <w:b/>
+          <w:bCs/>
+          <w:sz w:val="32"/>
+          <w:szCs w:val="32"/>
+        </w:rPr>
+      </w:pPr>
+      <w:r>
+        <w:rPr>
+          <w:rFonts w:ascii="Calibri" w:hAnsi="Calibri" w:cs="Calibri"/>
+          <w:b/>
+          <w:bCs/>
+          <w:sz w:val="32"/>
+          <w:szCs w:val="32"/>
+        </w:rPr>
+        <w:t>Lab1</w:t>
+      </w:r>
+      <w:r>
+        <w:rPr>
+          <w:rFonts w:ascii="Calibri" w:hAnsi="Calibri" w:cs="Calibri"/>
+          <w:b/>
+          <w:bCs/>
+          <w:sz w:val="32"/>
+          <w:szCs w:val="32"/>
+        </w:rPr>
+        <w:t xml:space="preserve"> Question </w:t>
+      </w:r>
+      <w:r>
+        <w:rPr>
+          <w:rFonts w:ascii="Calibri" w:hAnsi="Calibri" w:cs="Calibri"/>
+          <w:b/>
+          <w:bCs/>
+          <w:sz w:val="32"/>
+          <w:szCs w:val="32"/>
+        </w:rPr>
+        <w:t>7</w:t>
+      </w:r>
+      <w:r>
+        <w:rPr>
+          <w:rFonts w:ascii="Calibri" w:hAnsi="Calibri" w:cs="Calibri"/>
+          <w:b/>
+          <w:bCs/>
+          <w:sz w:val="32"/>
+          <w:szCs w:val="32"/>
+        </w:rPr>
+        <w:t>:</w:t>
+      </w:r>
+    </w:p>
+    <w:p>
+      <w:pPr>
+        <w:rPr>
+          <w:rFonts w:ascii="Calibri" w:hAnsi="Calibri" w:cs="Calibri"/>
+        </w:rPr>
+      </w:pPr>
+      <w:r>
+        <w:rPr>
+          <w:rFonts w:ascii="Calibri" w:hAnsi="Calibri" w:cs="Calibri"/>
+        </w:rPr>
+        <w:t xml:space="preserve">Choose </w:t>
+      </w:r>
+      <w:r>
+        <w:rPr>
+          <w:rFonts w:ascii="Calibri" w:hAnsi="Calibri" w:cs="Calibri"/>
+        </w:rPr>
+        <w:t>radians. The physics equations used to derive G(s) (</w:t>
+      </w:r>
+      <w:proofErr w:type="spellStart"/>
+      <w:r>
+        <w:rPr>
+          <w:rFonts w:ascii="Calibri" w:hAnsi="Calibri" w:cs="Calibri"/>
+        </w:rPr>
+        <w:t>e.g</w:t>
+      </w:r>
+      <w:proofErr w:type="spellEnd"/>
+      <w:r>
+        <w:rPr>
+          <w:rFonts w:ascii="Calibri" w:hAnsi="Calibri" w:cs="Calibri"/>
+        </w:rPr>
+        <w:t xml:space="preserve"> torque) are based </w:t>
+      </w:r>
+      <w:proofErr w:type="gramStart"/>
+      <w:r>
+        <w:rPr>
+          <w:rFonts w:ascii="Calibri" w:hAnsi="Calibri" w:cs="Calibri"/>
+        </w:rPr>
+        <w:t>off of</w:t>
+      </w:r>
+      <w:proofErr w:type="gramEnd"/>
+      <w:r>
+        <w:rPr>
+          <w:rFonts w:ascii="Calibri" w:hAnsi="Calibri" w:cs="Calibri"/>
+        </w:rPr>
+        <w:t xml:space="preserve"> radians, so the system expects all quantities to be given in radians. If we were to use degrees for r(t) then the system will interpret the number given as radians. </w:t>
+      </w:r>
+    </w:p>
+    <w:p>
+      <w:pPr>
+        <w:rPr>
+          <w:rFonts w:ascii="Calibri" w:hAnsi="Calibri" w:cs="Calibri"/>
+        </w:rPr>
+      </w:pPr>
+    </w:p>
+    <w:p>
+      <w:pPr>
+        <w:rPr>
+          <w:rFonts w:ascii="Calibri" w:hAnsi="Calibri" w:cs="Calibri"/>
+        </w:rPr>
+      </w:pPr>
+    </w:p>
+    <w:p>
+      <w:pPr>
+        <w:rPr>
+          <w:rFonts w:ascii="Calibri" w:hAnsi="Calibri" w:cs="Calibri"/>
+          <w:b/>
+          <w:bCs/>
+          <w:sz w:val="32"/>
+          <w:szCs w:val="32"/>
+        </w:rPr>
+      </w:pPr>
+      <w:r>
+        <w:rPr>
+          <w:rFonts w:ascii="Calibri" w:hAnsi="Calibri" w:cs="Calibri"/>
+          <w:b/>
+          <w:bCs/>
+          <w:sz w:val="32"/>
+          <w:szCs w:val="32"/>
+        </w:rPr>
+        <w:t>Lab1</w:t>
+      </w:r>
+      <w:r>
+        <w:rPr>
+          <w:rFonts w:ascii="Calibri" w:hAnsi="Calibri" w:cs="Calibri"/>
+          <w:b/>
+          <w:bCs/>
+          <w:sz w:val="32"/>
+          <w:szCs w:val="32"/>
+        </w:rPr>
+        <w:t xml:space="preserve"> Question </w:t>
+      </w:r>
+      <w:r>
+        <w:rPr>
+          <w:rFonts w:ascii="Calibri" w:hAnsi="Calibri" w:cs="Calibri"/>
+          <w:b/>
+          <w:bCs/>
+          <w:sz w:val="32"/>
+          <w:szCs w:val="32"/>
+        </w:rPr>
+        <w:t>8</w:t>
+      </w:r>
+      <w:r>
+        <w:rPr>
+          <w:rFonts w:ascii="Calibri" w:hAnsi="Calibri" w:cs="Calibri"/>
+          <w:b/>
+          <w:bCs/>
+          <w:sz w:val="32"/>
+          <w:szCs w:val="32"/>
+        </w:rPr>
+        <w:t>:</w:t>
+      </w:r>
+    </w:p>
+    <w:p>
+      <w:pPr>
+        <w:rPr>
+          <w:rFonts w:ascii="Calibri" w:hAnsi="Calibri" w:cs="Calibri"/>
+          <w:b/>
+          <w:bCs/>
+          <w:sz w:val="32"/>
+          <w:szCs w:val="32"/>
+        </w:rPr>
+      </w:pPr>
+      <w:r>
+        <w:rPr>
+          <w:rFonts w:ascii="Calibri" w:hAnsi="Calibri" w:cs="Calibri"/>
+          <w:b/>
+          <w:bCs/>
+          <w:sz w:val="32"/>
+          <w:szCs w:val="32"/>
+        </w:rPr>
+        <w:lastRenderedPageBreak/>
+        <w:drawing>
+          <wp:inline distT="0" distB="0" distL="0" distR="0" wp14:anchorId="1B3553A6" wp14:editId="07627119">
+            <wp:extent cx="5731510" cy="4154805"/>
+            <wp:effectExtent l="0" t="0" r="0" b="0"/>
+            <wp:docPr id="1287149175" name="Picture 1"/>
+            <wp:cNvGraphicFramePr>
+              <a:graphicFrameLocks xmlns:a="http://schemas.openxmlformats.org/drawingml/2006/main" noChangeAspect="1"/>
+            </wp:cNvGraphicFramePr>
+            <a:graphic xmlns:a="http://schemas.openxmlformats.org/drawingml/2006/main">
+              <a:graphicData uri="http://schemas.openxmlformats.org/drawingml/2006/picture">
+                <pic:pic xmlns:pic="http://schemas.openxmlformats.org/drawingml/2006/picture">
+                  <pic:nvPicPr>
+                    <pic:cNvPr id="1287149175" name=""/>
+                    <pic:cNvPicPr/>
+                  </pic:nvPicPr>
+                  <pic:blipFill>
+                    <a:blip r:embed="rId15"/>
+                    <a:stretch>
+                      <a:fillRect/>
+                    </a:stretch>
+                  </pic:blipFill>
+                  <pic:spPr>
+                    <a:xfrm>
+                      <a:off x="0" y="0"/>
+                      <a:ext cx="5731510" cy="4154805"/>
+                    </a:xfrm>
+                    <a:prstGeom prst="rect">
+                      <a:avLst/>
+                    </a:prstGeom>
+                  </pic:spPr>
+                </pic:pic>
+              </a:graphicData>
+            </a:graphic>
+          </wp:inline>
+        </w:drawing>
+      </w:r>
+    </w:p>
+    <w:p>
+      <w:pPr>
+        <w:rPr>
+          <w:rFonts w:ascii="Calibri" w:hAnsi="Calibri" w:cs="Calibri"/>
+          <w:b/>
+          <w:bCs/>
+          <w:sz w:val="32"/>
+          <w:szCs w:val="32"/>
+        </w:rPr>
+      </w:pPr>
+    </w:p>
+    <w:p>
+      <w:pPr>
+        <w:rPr>
+          <w:rFonts w:ascii="Calibri" w:hAnsi="Calibri" w:cs="Calibri"/>
+        </w:rPr>
+      </w:pPr>
+    </w:p>
+    <w:p>
+      <w:pPr>
+        <w:rPr>
+          <w:rFonts w:ascii="Calibri" w:hAnsi="Calibri" w:cs="Calibri"/>
+          <w:b/>
+          <w:bCs/>
+          <w:sz w:val="32"/>
+          <w:szCs w:val="32"/>
+        </w:rPr>
+      </w:pPr>
+      <w:r>
+        <w:rPr>
+          <w:rFonts w:ascii="Calibri" w:hAnsi="Calibri" w:cs="Calibri"/>
+          <w:b/>
+          <w:bCs/>
+          <w:sz w:val="32"/>
+          <w:szCs w:val="32"/>
+        </w:rPr>
+        <w:t>Lab1</w:t>
+      </w:r>
+      <w:r>
+        <w:rPr>
+          <w:rFonts w:ascii="Calibri" w:hAnsi="Calibri" w:cs="Calibri"/>
+          <w:b/>
+          <w:bCs/>
+          <w:sz w:val="32"/>
+          <w:szCs w:val="32"/>
+        </w:rPr>
+        <w:t xml:space="preserve"> Question </w:t>
+      </w:r>
+      <w:r>
+        <w:rPr>
+          <w:rFonts w:ascii="Calibri" w:hAnsi="Calibri" w:cs="Calibri"/>
+          <w:b/>
+          <w:bCs/>
+          <w:sz w:val="32"/>
+          <w:szCs w:val="32"/>
+        </w:rPr>
+        <w:t>9</w:t>
+      </w:r>
+      <w:r>
+        <w:rPr>
+          <w:rFonts w:ascii="Calibri" w:hAnsi="Calibri" w:cs="Calibri"/>
+          <w:b/>
+          <w:bCs/>
+          <w:sz w:val="32"/>
+          <w:szCs w:val="32"/>
+        </w:rPr>
+        <w:t>:</w:t>
+      </w:r>
+    </w:p>
+    <w:p>
+      <w:pPr>
+        <w:rPr>
+          <w:rFonts w:ascii="Calibri" w:hAnsi="Calibri" w:cs="Calibri"/>
+        </w:rPr>
+      </w:pPr>
+    </w:p>
+    <w:p>
+      <w:pPr>
+        <w:rPr>
+          <w:rFonts w:ascii="Calibri" w:hAnsi="Calibri" w:cs="Calibri"/>
+        </w:rPr>
+      </w:pPr>
+      <w:r>
+        <w:rPr>
+          <w:rFonts w:ascii="Calibri" w:hAnsi="Calibri" w:cs="Calibri"/>
+        </w:rPr>
+        <w:t>Ka = 10 is overdamped BLUE</w:t>
+      </w:r>
+    </w:p>
+    <w:p>
+      <w:pPr>
+        <w:rPr>
+          <w:rFonts w:ascii="Calibri" w:hAnsi="Calibri" w:cs="Calibri"/>
+        </w:rPr>
+      </w:pPr>
+      <w:r>
+        <w:rPr>
+          <w:rFonts w:ascii="Calibri" w:hAnsi="Calibri" w:cs="Calibri"/>
+        </w:rPr>
+        <w:t xml:space="preserve">Ka = 19.8 </w:t>
+      </w:r>
+      <w:proofErr w:type="gramStart"/>
+      <w:r>
+        <w:rPr>
+          <w:rFonts w:ascii="Calibri" w:hAnsi="Calibri" w:cs="Calibri"/>
+        </w:rPr>
+        <w:t>is  critically</w:t>
+      </w:r>
+      <w:proofErr w:type="gramEnd"/>
+      <w:r>
+        <w:rPr>
+          <w:rFonts w:ascii="Calibri" w:hAnsi="Calibri" w:cs="Calibri"/>
+        </w:rPr>
+        <w:t xml:space="preserve"> damped ORANGE</w:t>
+      </w:r>
+    </w:p>
+    <w:p>
+      <w:pPr>
+        <w:rPr>
+          <w:rFonts w:ascii="Calibri" w:hAnsi="Calibri" w:cs="Calibri"/>
+        </w:rPr>
+      </w:pPr>
+      <w:r>
+        <w:rPr>
+          <w:rFonts w:ascii="Calibri" w:hAnsi="Calibri" w:cs="Calibri"/>
+        </w:rPr>
+        <w:t>Ka = 40 is underdamped YELLOW</w:t>
+      </w:r>
+    </w:p>
+    <w:p>
+      <w:pPr>
+        <w:rPr>
+          <w:rFonts w:ascii="Calibri" w:hAnsi="Calibri" w:cs="Calibri"/>
+        </w:rPr>
+      </w:pPr>
+    </w:p>
+    <w:p>
+      <w:pPr>
+        <w:rPr>
+          <w:rFonts w:ascii="Calibri" w:hAnsi="Calibri" w:cs="Calibri"/>
+        </w:rPr>
+      </w:pPr>
+    </w:p>
+    <w:p>
+      <w:pPr>
+        <w:rPr>
+          <w:rFonts w:ascii="Calibri" w:hAnsi="Calibri" w:cs="Calibri"/>
+          <w:b/>
+          <w:bCs/>
+          <w:sz w:val="32"/>
+          <w:szCs w:val="32"/>
+        </w:rPr>
+      </w:pPr>
+      <w:r>
+        <w:rPr>
+          <w:rFonts w:ascii="Calibri" w:hAnsi="Calibri" w:cs="Calibri"/>
+          <w:b/>
+          <w:bCs/>
+          <w:sz w:val="32"/>
+          <w:szCs w:val="32"/>
+        </w:rPr>
+        <w:t>Lab1</w:t>
+      </w:r>
+      <w:r>
+        <w:rPr>
+          <w:rFonts w:ascii="Calibri" w:hAnsi="Calibri" w:cs="Calibri"/>
+          <w:b/>
+          <w:bCs/>
+          <w:sz w:val="32"/>
+          <w:szCs w:val="32"/>
+        </w:rPr>
+        <w:t xml:space="preserve"> Question </w:t>
+      </w:r>
+      <w:r>
+        <w:rPr>
+          <w:rFonts w:ascii="Calibri" w:hAnsi="Calibri" w:cs="Calibri"/>
+          <w:b/>
+          <w:bCs/>
+          <w:sz w:val="32"/>
+          <w:szCs w:val="32"/>
+        </w:rPr>
+        <w:t>10</w:t>
+      </w:r>
+      <w:r>
+        <w:rPr>
+          <w:rFonts w:ascii="Calibri" w:hAnsi="Calibri" w:cs="Calibri"/>
+          <w:b/>
+          <w:bCs/>
+          <w:sz w:val="32"/>
+          <w:szCs w:val="32"/>
+        </w:rPr>
+        <w:t>:</w:t>
+      </w:r>
+    </w:p>
+    <w:p>
+      <w:pPr>
+        <w:rPr>
+          <w:rFonts w:ascii="Calibri" w:hAnsi="Calibri" w:cs="Calibri"/>
+        </w:rPr>
+      </w:pPr>
+      <w:r>
+        <w:rPr>
+          <w:rFonts w:ascii="Calibri" w:hAnsi="Calibri" w:cs="Calibri"/>
+        </w:rPr>
+        <w:t xml:space="preserve">Critically damped because it is the fastest to approach the target but doesn’t require any extra time to settle down to the final value. </w:t>
+      </w:r>
+      <w:proofErr w:type="spellStart"/>
+      <w:r>
+        <w:rPr>
+          <w:rFonts w:ascii="Calibri" w:hAnsi="Calibri" w:cs="Calibri"/>
+        </w:rPr>
+        <w:t>I.e</w:t>
+      </w:r>
+      <w:proofErr w:type="spellEnd"/>
+      <w:r>
+        <w:rPr>
+          <w:rFonts w:ascii="Calibri" w:hAnsi="Calibri" w:cs="Calibri"/>
+        </w:rPr>
+        <w:t xml:space="preserve">, it doesn’t overshoot. An overdamped response takes too long. </w:t>
+      </w:r>
+    </w:p>
     <w:sectPr>
       <w:pgSz w:w="11906" w:h="16838"/>
       <w:pgMar w:top="1440" w:right="1440" w:bottom="1440" w:left="1440" w:header="708" w:footer="708" w:gutter="0"/>
@@ -666,6 +2598,583 @@
     </w:sectPr>
   </w:body>
 </w:document>
+</file>
+
+<file path=word/numbering.xml><?xml version="1.0" encoding="utf-8"?>
+<w:numbering xmlns:wpc="http://schemas.microsoft.com/office/word/2010/wordprocessingCanvas" xmlns:cx="http://schemas.microsoft.com/office/drawing/2014/chartex" xmlns:cx1="http://schemas.microsoft.com/office/drawing/2015/9/8/chartex" xmlns:cx2="http://schemas.microsoft.com/office/drawing/2015/10/21/chartex" xmlns:cx3="http://schemas.microsoft.com/office/drawing/2016/5/9/chartex" xmlns:cx4="http://schemas.microsoft.com/office/drawing/2016/5/10/chartex" xmlns:cx5="http://schemas.microsoft.com/office/drawing/2016/5/11/chartex" xmlns:cx6="http://schemas.microsoft.com/office/drawing/2016/5/12/chartex" xmlns:cx7="http://schemas.microsoft.com/office/drawing/2016/5/13/chartex" xmlns:cx8="http://schemas.microsoft.com/office/drawing/2016/5/14/chartex" xmlns:mc="http://schemas.openxmlformats.org/markup-compatibility/2006" xmlns:aink="http://schemas.microsoft.com/office/drawing/2016/ink" xmlns:am3d="http://schemas.microsoft.com/office/drawing/2017/model3d" xmlns:o="urn:schemas-microsoft-com:office:office" xmlns:oel="http://schemas.microsoft.com/office/2019/extlst" xmlns:r="http://schemas.openxmlformats.org/officeDocument/2006/relationships" xmlns:m="http://schemas.openxmlformats.org/officeDocument/2006/math" xmlns:v="urn:schemas-microsoft-com:vml" xmlns:wp14="http://schemas.microsoft.com/office/word/2010/wordprocessingDrawing" xmlns:wp="http://schemas.openxmlformats.org/drawingml/2006/wordprocessingDrawing" xmlns:w10="urn:schemas-microsoft-com:office:word" xmlns:w="http://schemas.openxmlformats.org/wordprocessingml/2006/main" xmlns:w14="http://schemas.microsoft.com/office/word/2010/wordml" xmlns:w15="http://schemas.microsoft.com/office/word/2012/wordml" xmlns:w16cex="http://schemas.microsoft.com/office/word/2018/wordml/cex" xmlns:w16cid="http://schemas.microsoft.com/office/word/2016/wordml/cid" xmlns:w16="http://schemas.microsoft.com/office/word/2018/wordml" xmlns:w16du="http://schemas.microsoft.com/office/word/2023/wordml/word16du" xmlns:w16sdtdh="http://schemas.microsoft.com/office/word/2020/wordml/sdtdatahash" xmlns:w16sdtfl="http://schemas.microsoft.com/office/word/2024/wordml/sdtformatlock" xmlns:w16se="http://schemas.microsoft.com/office/word/2015/wordml/symex" xmlns:wpg="http://schemas.microsoft.com/office/word/2010/wordprocessingGroup" xmlns:wpi="http://schemas.microsoft.com/office/word/2010/wordprocessingInk" xmlns:wne="http://schemas.microsoft.com/office/word/2006/wordml" xmlns:wps="http://schemas.microsoft.com/office/word/2010/wordprocessingShape" mc:Ignorable="w14 w15 w16se w16cid w16 w16cex w16sdtdh w16sdtfl w16du wp14">
+  <w:abstractNum w:abstractNumId="0" w15:restartNumberingAfterBreak="0">
+    <w:nsid w:val="275D432D"/>
+    <w:multiLevelType w:val="hybridMultilevel"/>
+    <w:tmpl w:val="21A8B296"/>
+    <w:lvl w:ilvl="0" w:tplc="11184082">
+      <w:start w:val="11"/>
+      <w:numFmt w:val="bullet"/>
+      <w:lvlText w:val="-"/>
+      <w:lvlJc w:val="left"/>
+      <w:pPr>
+        <w:ind w:left="720" w:hanging="360"/>
+      </w:pPr>
+      <w:rPr>
+        <w:rFonts w:ascii="Calibri" w:eastAsia="Times New Roman" w:hAnsi="Calibri" w:cs="Calibri" w:hint="default"/>
+      </w:rPr>
+    </w:lvl>
+    <w:lvl w:ilvl="1" w:tplc="08090003" w:tentative="1">
+      <w:start w:val="1"/>
+      <w:numFmt w:val="bullet"/>
+      <w:lvlText w:val="o"/>
+      <w:lvlJc w:val="left"/>
+      <w:pPr>
+        <w:ind w:left="1440" w:hanging="360"/>
+      </w:pPr>
+      <w:rPr>
+        <w:rFonts w:ascii="Courier New" w:hAnsi="Courier New" w:cs="Courier New" w:hint="default"/>
+      </w:rPr>
+    </w:lvl>
+    <w:lvl w:ilvl="2" w:tplc="08090005" w:tentative="1">
+      <w:start w:val="1"/>
+      <w:numFmt w:val="bullet"/>
+      <w:lvlText w:val=""/>
+      <w:lvlJc w:val="left"/>
+      <w:pPr>
+        <w:ind w:left="2160" w:hanging="360"/>
+      </w:pPr>
+      <w:rPr>
+        <w:rFonts w:ascii="Wingdings" w:hAnsi="Wingdings" w:hint="default"/>
+      </w:rPr>
+    </w:lvl>
+    <w:lvl w:ilvl="3" w:tplc="08090001" w:tentative="1">
+      <w:start w:val="1"/>
+      <w:numFmt w:val="bullet"/>
+      <w:lvlText w:val=""/>
+      <w:lvlJc w:val="left"/>
+      <w:pPr>
+        <w:ind w:left="2880" w:hanging="360"/>
+      </w:pPr>
+      <w:rPr>
+        <w:rFonts w:ascii="Symbol" w:hAnsi="Symbol" w:hint="default"/>
+      </w:rPr>
+    </w:lvl>
+    <w:lvl w:ilvl="4" w:tplc="08090003" w:tentative="1">
+      <w:start w:val="1"/>
+      <w:numFmt w:val="bullet"/>
+      <w:lvlText w:val="o"/>
+      <w:lvlJc w:val="left"/>
+      <w:pPr>
+        <w:ind w:left="3600" w:hanging="360"/>
+      </w:pPr>
+      <w:rPr>
+        <w:rFonts w:ascii="Courier New" w:hAnsi="Courier New" w:cs="Courier New" w:hint="default"/>
+      </w:rPr>
+    </w:lvl>
+    <w:lvl w:ilvl="5" w:tplc="08090005" w:tentative="1">
+      <w:start w:val="1"/>
+      <w:numFmt w:val="bullet"/>
+      <w:lvlText w:val=""/>
+      <w:lvlJc w:val="left"/>
+      <w:pPr>
+        <w:ind w:left="4320" w:hanging="360"/>
+      </w:pPr>
+      <w:rPr>
+        <w:rFonts w:ascii="Wingdings" w:hAnsi="Wingdings" w:hint="default"/>
+      </w:rPr>
+    </w:lvl>
+    <w:lvl w:ilvl="6" w:tplc="08090001" w:tentative="1">
+      <w:start w:val="1"/>
+      <w:numFmt w:val="bullet"/>
+      <w:lvlText w:val=""/>
+      <w:lvlJc w:val="left"/>
+      <w:pPr>
+        <w:ind w:left="5040" w:hanging="360"/>
+      </w:pPr>
+      <w:rPr>
+        <w:rFonts w:ascii="Symbol" w:hAnsi="Symbol" w:hint="default"/>
+      </w:rPr>
+    </w:lvl>
+    <w:lvl w:ilvl="7" w:tplc="08090003" w:tentative="1">
+      <w:start w:val="1"/>
+      <w:numFmt w:val="bullet"/>
+      <w:lvlText w:val="o"/>
+      <w:lvlJc w:val="left"/>
+      <w:pPr>
+        <w:ind w:left="5760" w:hanging="360"/>
+      </w:pPr>
+      <w:rPr>
+        <w:rFonts w:ascii="Courier New" w:hAnsi="Courier New" w:cs="Courier New" w:hint="default"/>
+      </w:rPr>
+    </w:lvl>
+    <w:lvl w:ilvl="8" w:tplc="08090005" w:tentative="1">
+      <w:start w:val="1"/>
+      <w:numFmt w:val="bullet"/>
+      <w:lvlText w:val=""/>
+      <w:lvlJc w:val="left"/>
+      <w:pPr>
+        <w:ind w:left="6480" w:hanging="360"/>
+      </w:pPr>
+      <w:rPr>
+        <w:rFonts w:ascii="Wingdings" w:hAnsi="Wingdings" w:hint="default"/>
+      </w:rPr>
+    </w:lvl>
+  </w:abstractNum>
+  <w:abstractNum w:abstractNumId="1" w15:restartNumberingAfterBreak="0">
+    <w:nsid w:val="533723D3"/>
+    <w:multiLevelType w:val="multilevel"/>
+    <w:tmpl w:val="077689CC"/>
+    <w:lvl w:ilvl="0">
+      <w:start w:val="1"/>
+      <w:numFmt w:val="bullet"/>
+      <w:lvlText w:val=""/>
+      <w:lvlJc w:val="left"/>
+      <w:pPr>
+        <w:tabs>
+          <w:tab w:val="num" w:pos="720"/>
+        </w:tabs>
+        <w:ind w:left="720" w:hanging="360"/>
+      </w:pPr>
+      <w:rPr>
+        <w:rFonts w:ascii="Symbol" w:hAnsi="Symbol" w:hint="default"/>
+        <w:sz w:val="20"/>
+      </w:rPr>
+    </w:lvl>
+    <w:lvl w:ilvl="1" w:tentative="1">
+      <w:start w:val="1"/>
+      <w:numFmt w:val="bullet"/>
+      <w:lvlText w:val="o"/>
+      <w:lvlJc w:val="left"/>
+      <w:pPr>
+        <w:tabs>
+          <w:tab w:val="num" w:pos="1440"/>
+        </w:tabs>
+        <w:ind w:left="1440" w:hanging="360"/>
+      </w:pPr>
+      <w:rPr>
+        <w:rFonts w:ascii="Courier New" w:hAnsi="Courier New" w:hint="default"/>
+        <w:sz w:val="20"/>
+      </w:rPr>
+    </w:lvl>
+    <w:lvl w:ilvl="2" w:tentative="1">
+      <w:start w:val="1"/>
+      <w:numFmt w:val="bullet"/>
+      <w:lvlText w:val=""/>
+      <w:lvlJc w:val="left"/>
+      <w:pPr>
+        <w:tabs>
+          <w:tab w:val="num" w:pos="2160"/>
+        </w:tabs>
+        <w:ind w:left="2160" w:hanging="360"/>
+      </w:pPr>
+      <w:rPr>
+        <w:rFonts w:ascii="Wingdings" w:hAnsi="Wingdings" w:hint="default"/>
+        <w:sz w:val="20"/>
+      </w:rPr>
+    </w:lvl>
+    <w:lvl w:ilvl="3" w:tentative="1">
+      <w:start w:val="1"/>
+      <w:numFmt w:val="bullet"/>
+      <w:lvlText w:val=""/>
+      <w:lvlJc w:val="left"/>
+      <w:pPr>
+        <w:tabs>
+          <w:tab w:val="num" w:pos="2880"/>
+        </w:tabs>
+        <w:ind w:left="2880" w:hanging="360"/>
+      </w:pPr>
+      <w:rPr>
+        <w:rFonts w:ascii="Wingdings" w:hAnsi="Wingdings" w:hint="default"/>
+        <w:sz w:val="20"/>
+      </w:rPr>
+    </w:lvl>
+    <w:lvl w:ilvl="4" w:tentative="1">
+      <w:start w:val="1"/>
+      <w:numFmt w:val="bullet"/>
+      <w:lvlText w:val=""/>
+      <w:lvlJc w:val="left"/>
+      <w:pPr>
+        <w:tabs>
+          <w:tab w:val="num" w:pos="3600"/>
+        </w:tabs>
+        <w:ind w:left="3600" w:hanging="360"/>
+      </w:pPr>
+      <w:rPr>
+        <w:rFonts w:ascii="Wingdings" w:hAnsi="Wingdings" w:hint="default"/>
+        <w:sz w:val="20"/>
+      </w:rPr>
+    </w:lvl>
+    <w:lvl w:ilvl="5" w:tentative="1">
+      <w:start w:val="1"/>
+      <w:numFmt w:val="bullet"/>
+      <w:lvlText w:val=""/>
+      <w:lvlJc w:val="left"/>
+      <w:pPr>
+        <w:tabs>
+          <w:tab w:val="num" w:pos="4320"/>
+        </w:tabs>
+        <w:ind w:left="4320" w:hanging="360"/>
+      </w:pPr>
+      <w:rPr>
+        <w:rFonts w:ascii="Wingdings" w:hAnsi="Wingdings" w:hint="default"/>
+        <w:sz w:val="20"/>
+      </w:rPr>
+    </w:lvl>
+    <w:lvl w:ilvl="6" w:tentative="1">
+      <w:start w:val="1"/>
+      <w:numFmt w:val="bullet"/>
+      <w:lvlText w:val=""/>
+      <w:lvlJc w:val="left"/>
+      <w:pPr>
+        <w:tabs>
+          <w:tab w:val="num" w:pos="5040"/>
+        </w:tabs>
+        <w:ind w:left="5040" w:hanging="360"/>
+      </w:pPr>
+      <w:rPr>
+        <w:rFonts w:ascii="Wingdings" w:hAnsi="Wingdings" w:hint="default"/>
+        <w:sz w:val="20"/>
+      </w:rPr>
+    </w:lvl>
+    <w:lvl w:ilvl="7" w:tentative="1">
+      <w:start w:val="1"/>
+      <w:numFmt w:val="bullet"/>
+      <w:lvlText w:val=""/>
+      <w:lvlJc w:val="left"/>
+      <w:pPr>
+        <w:tabs>
+          <w:tab w:val="num" w:pos="5760"/>
+        </w:tabs>
+        <w:ind w:left="5760" w:hanging="360"/>
+      </w:pPr>
+      <w:rPr>
+        <w:rFonts w:ascii="Wingdings" w:hAnsi="Wingdings" w:hint="default"/>
+        <w:sz w:val="20"/>
+      </w:rPr>
+    </w:lvl>
+    <w:lvl w:ilvl="8" w:tentative="1">
+      <w:start w:val="1"/>
+      <w:numFmt w:val="bullet"/>
+      <w:lvlText w:val=""/>
+      <w:lvlJc w:val="left"/>
+      <w:pPr>
+        <w:tabs>
+          <w:tab w:val="num" w:pos="6480"/>
+        </w:tabs>
+        <w:ind w:left="6480" w:hanging="360"/>
+      </w:pPr>
+      <w:rPr>
+        <w:rFonts w:ascii="Wingdings" w:hAnsi="Wingdings" w:hint="default"/>
+        <w:sz w:val="20"/>
+      </w:rPr>
+    </w:lvl>
+  </w:abstractNum>
+  <w:abstractNum w:abstractNumId="2" w15:restartNumberingAfterBreak="0">
+    <w:nsid w:val="689858CE"/>
+    <w:multiLevelType w:val="multilevel"/>
+    <w:tmpl w:val="6414DB66"/>
+    <w:lvl w:ilvl="0">
+      <w:start w:val="1"/>
+      <w:numFmt w:val="bullet"/>
+      <w:lvlText w:val=""/>
+      <w:lvlJc w:val="left"/>
+      <w:pPr>
+        <w:tabs>
+          <w:tab w:val="num" w:pos="720"/>
+        </w:tabs>
+        <w:ind w:left="720" w:hanging="360"/>
+      </w:pPr>
+      <w:rPr>
+        <w:rFonts w:ascii="Symbol" w:hAnsi="Symbol" w:hint="default"/>
+        <w:sz w:val="20"/>
+      </w:rPr>
+    </w:lvl>
+    <w:lvl w:ilvl="1" w:tentative="1">
+      <w:start w:val="1"/>
+      <w:numFmt w:val="bullet"/>
+      <w:lvlText w:val="o"/>
+      <w:lvlJc w:val="left"/>
+      <w:pPr>
+        <w:tabs>
+          <w:tab w:val="num" w:pos="1440"/>
+        </w:tabs>
+        <w:ind w:left="1440" w:hanging="360"/>
+      </w:pPr>
+      <w:rPr>
+        <w:rFonts w:ascii="Courier New" w:hAnsi="Courier New" w:hint="default"/>
+        <w:sz w:val="20"/>
+      </w:rPr>
+    </w:lvl>
+    <w:lvl w:ilvl="2" w:tentative="1">
+      <w:start w:val="1"/>
+      <w:numFmt w:val="bullet"/>
+      <w:lvlText w:val=""/>
+      <w:lvlJc w:val="left"/>
+      <w:pPr>
+        <w:tabs>
+          <w:tab w:val="num" w:pos="2160"/>
+        </w:tabs>
+        <w:ind w:left="2160" w:hanging="360"/>
+      </w:pPr>
+      <w:rPr>
+        <w:rFonts w:ascii="Wingdings" w:hAnsi="Wingdings" w:hint="default"/>
+        <w:sz w:val="20"/>
+      </w:rPr>
+    </w:lvl>
+    <w:lvl w:ilvl="3" w:tentative="1">
+      <w:start w:val="1"/>
+      <w:numFmt w:val="bullet"/>
+      <w:lvlText w:val=""/>
+      <w:lvlJc w:val="left"/>
+      <w:pPr>
+        <w:tabs>
+          <w:tab w:val="num" w:pos="2880"/>
+        </w:tabs>
+        <w:ind w:left="2880" w:hanging="360"/>
+      </w:pPr>
+      <w:rPr>
+        <w:rFonts w:ascii="Wingdings" w:hAnsi="Wingdings" w:hint="default"/>
+        <w:sz w:val="20"/>
+      </w:rPr>
+    </w:lvl>
+    <w:lvl w:ilvl="4" w:tentative="1">
+      <w:start w:val="1"/>
+      <w:numFmt w:val="bullet"/>
+      <w:lvlText w:val=""/>
+      <w:lvlJc w:val="left"/>
+      <w:pPr>
+        <w:tabs>
+          <w:tab w:val="num" w:pos="3600"/>
+        </w:tabs>
+        <w:ind w:left="3600" w:hanging="360"/>
+      </w:pPr>
+      <w:rPr>
+        <w:rFonts w:ascii="Wingdings" w:hAnsi="Wingdings" w:hint="default"/>
+        <w:sz w:val="20"/>
+      </w:rPr>
+    </w:lvl>
+    <w:lvl w:ilvl="5" w:tentative="1">
+      <w:start w:val="1"/>
+      <w:numFmt w:val="bullet"/>
+      <w:lvlText w:val=""/>
+      <w:lvlJc w:val="left"/>
+      <w:pPr>
+        <w:tabs>
+          <w:tab w:val="num" w:pos="4320"/>
+        </w:tabs>
+        <w:ind w:left="4320" w:hanging="360"/>
+      </w:pPr>
+      <w:rPr>
+        <w:rFonts w:ascii="Wingdings" w:hAnsi="Wingdings" w:hint="default"/>
+        <w:sz w:val="20"/>
+      </w:rPr>
+    </w:lvl>
+    <w:lvl w:ilvl="6" w:tentative="1">
+      <w:start w:val="1"/>
+      <w:numFmt w:val="bullet"/>
+      <w:lvlText w:val=""/>
+      <w:lvlJc w:val="left"/>
+      <w:pPr>
+        <w:tabs>
+          <w:tab w:val="num" w:pos="5040"/>
+        </w:tabs>
+        <w:ind w:left="5040" w:hanging="360"/>
+      </w:pPr>
+      <w:rPr>
+        <w:rFonts w:ascii="Wingdings" w:hAnsi="Wingdings" w:hint="default"/>
+        <w:sz w:val="20"/>
+      </w:rPr>
+    </w:lvl>
+    <w:lvl w:ilvl="7" w:tentative="1">
+      <w:start w:val="1"/>
+      <w:numFmt w:val="bullet"/>
+      <w:lvlText w:val=""/>
+      <w:lvlJc w:val="left"/>
+      <w:pPr>
+        <w:tabs>
+          <w:tab w:val="num" w:pos="5760"/>
+        </w:tabs>
+        <w:ind w:left="5760" w:hanging="360"/>
+      </w:pPr>
+      <w:rPr>
+        <w:rFonts w:ascii="Wingdings" w:hAnsi="Wingdings" w:hint="default"/>
+        <w:sz w:val="20"/>
+      </w:rPr>
+    </w:lvl>
+    <w:lvl w:ilvl="8" w:tentative="1">
+      <w:start w:val="1"/>
+      <w:numFmt w:val="bullet"/>
+      <w:lvlText w:val=""/>
+      <w:lvlJc w:val="left"/>
+      <w:pPr>
+        <w:tabs>
+          <w:tab w:val="num" w:pos="6480"/>
+        </w:tabs>
+        <w:ind w:left="6480" w:hanging="360"/>
+      </w:pPr>
+      <w:rPr>
+        <w:rFonts w:ascii="Wingdings" w:hAnsi="Wingdings" w:hint="default"/>
+        <w:sz w:val="20"/>
+      </w:rPr>
+    </w:lvl>
+  </w:abstractNum>
+  <w:abstractNum w:abstractNumId="3" w15:restartNumberingAfterBreak="0">
+    <w:nsid w:val="72242285"/>
+    <w:multiLevelType w:val="multilevel"/>
+    <w:tmpl w:val="271827FC"/>
+    <w:lvl w:ilvl="0">
+      <w:start w:val="1"/>
+      <w:numFmt w:val="bullet"/>
+      <w:lvlText w:val=""/>
+      <w:lvlJc w:val="left"/>
+      <w:pPr>
+        <w:tabs>
+          <w:tab w:val="num" w:pos="720"/>
+        </w:tabs>
+        <w:ind w:left="720" w:hanging="360"/>
+      </w:pPr>
+      <w:rPr>
+        <w:rFonts w:ascii="Symbol" w:hAnsi="Symbol" w:hint="default"/>
+        <w:sz w:val="20"/>
+      </w:rPr>
+    </w:lvl>
+    <w:lvl w:ilvl="1" w:tentative="1">
+      <w:start w:val="1"/>
+      <w:numFmt w:val="bullet"/>
+      <w:lvlText w:val="o"/>
+      <w:lvlJc w:val="left"/>
+      <w:pPr>
+        <w:tabs>
+          <w:tab w:val="num" w:pos="1440"/>
+        </w:tabs>
+        <w:ind w:left="1440" w:hanging="360"/>
+      </w:pPr>
+      <w:rPr>
+        <w:rFonts w:ascii="Courier New" w:hAnsi="Courier New" w:hint="default"/>
+        <w:sz w:val="20"/>
+      </w:rPr>
+    </w:lvl>
+    <w:lvl w:ilvl="2" w:tentative="1">
+      <w:start w:val="1"/>
+      <w:numFmt w:val="bullet"/>
+      <w:lvlText w:val=""/>
+      <w:lvlJc w:val="left"/>
+      <w:pPr>
+        <w:tabs>
+          <w:tab w:val="num" w:pos="2160"/>
+        </w:tabs>
+        <w:ind w:left="2160" w:hanging="360"/>
+      </w:pPr>
+      <w:rPr>
+        <w:rFonts w:ascii="Wingdings" w:hAnsi="Wingdings" w:hint="default"/>
+        <w:sz w:val="20"/>
+      </w:rPr>
+    </w:lvl>
+    <w:lvl w:ilvl="3" w:tentative="1">
+      <w:start w:val="1"/>
+      <w:numFmt w:val="bullet"/>
+      <w:lvlText w:val=""/>
+      <w:lvlJc w:val="left"/>
+      <w:pPr>
+        <w:tabs>
+          <w:tab w:val="num" w:pos="2880"/>
+        </w:tabs>
+        <w:ind w:left="2880" w:hanging="360"/>
+      </w:pPr>
+      <w:rPr>
+        <w:rFonts w:ascii="Wingdings" w:hAnsi="Wingdings" w:hint="default"/>
+        <w:sz w:val="20"/>
+      </w:rPr>
+    </w:lvl>
+    <w:lvl w:ilvl="4" w:tentative="1">
+      <w:start w:val="1"/>
+      <w:numFmt w:val="bullet"/>
+      <w:lvlText w:val=""/>
+      <w:lvlJc w:val="left"/>
+      <w:pPr>
+        <w:tabs>
+          <w:tab w:val="num" w:pos="3600"/>
+        </w:tabs>
+        <w:ind w:left="3600" w:hanging="360"/>
+      </w:pPr>
+      <w:rPr>
+        <w:rFonts w:ascii="Wingdings" w:hAnsi="Wingdings" w:hint="default"/>
+        <w:sz w:val="20"/>
+      </w:rPr>
+    </w:lvl>
+    <w:lvl w:ilvl="5" w:tentative="1">
+      <w:start w:val="1"/>
+      <w:numFmt w:val="bullet"/>
+      <w:lvlText w:val=""/>
+      <w:lvlJc w:val="left"/>
+      <w:pPr>
+        <w:tabs>
+          <w:tab w:val="num" w:pos="4320"/>
+        </w:tabs>
+        <w:ind w:left="4320" w:hanging="360"/>
+      </w:pPr>
+      <w:rPr>
+        <w:rFonts w:ascii="Wingdings" w:hAnsi="Wingdings" w:hint="default"/>
+        <w:sz w:val="20"/>
+      </w:rPr>
+    </w:lvl>
+    <w:lvl w:ilvl="6" w:tentative="1">
+      <w:start w:val="1"/>
+      <w:numFmt w:val="bullet"/>
+      <w:lvlText w:val=""/>
+      <w:lvlJc w:val="left"/>
+      <w:pPr>
+        <w:tabs>
+          <w:tab w:val="num" w:pos="5040"/>
+        </w:tabs>
+        <w:ind w:left="5040" w:hanging="360"/>
+      </w:pPr>
+      <w:rPr>
+        <w:rFonts w:ascii="Wingdings" w:hAnsi="Wingdings" w:hint="default"/>
+        <w:sz w:val="20"/>
+      </w:rPr>
+    </w:lvl>
+    <w:lvl w:ilvl="7" w:tentative="1">
+      <w:start w:val="1"/>
+      <w:numFmt w:val="bullet"/>
+      <w:lvlText w:val=""/>
+      <w:lvlJc w:val="left"/>
+      <w:pPr>
+        <w:tabs>
+          <w:tab w:val="num" w:pos="5760"/>
+        </w:tabs>
+        <w:ind w:left="5760" w:hanging="360"/>
+      </w:pPr>
+      <w:rPr>
+        <w:rFonts w:ascii="Wingdings" w:hAnsi="Wingdings" w:hint="default"/>
+        <w:sz w:val="20"/>
+      </w:rPr>
+    </w:lvl>
+    <w:lvl w:ilvl="8" w:tentative="1">
+      <w:start w:val="1"/>
+      <w:numFmt w:val="bullet"/>
+      <w:lvlText w:val=""/>
+      <w:lvlJc w:val="left"/>
+      <w:pPr>
+        <w:tabs>
+          <w:tab w:val="num" w:pos="6480"/>
+        </w:tabs>
+        <w:ind w:left="6480" w:hanging="360"/>
+      </w:pPr>
+      <w:rPr>
+        <w:rFonts w:ascii="Wingdings" w:hAnsi="Wingdings" w:hint="default"/>
+        <w:sz w:val="20"/>
+      </w:rPr>
+    </w:lvl>
+  </w:abstractNum>
+  <w:num w:numId="1" w16cid:durableId="1126583107">
+    <w:abstractNumId w:val="0"/>
+  </w:num>
+  <w:num w:numId="2" w16cid:durableId="885407583">
+    <w:abstractNumId w:val="3"/>
+  </w:num>
+  <w:num w:numId="3" w16cid:durableId="1640568989">
+    <w:abstractNumId w:val="1"/>
+  </w:num>
+  <w:num w:numId="4" w16cid:durableId="759985924">
+    <w:abstractNumId w:val="2"/>
+  </w:num>
+</w:numbering>
 </file>
 
 <file path=word/styles.xml><?xml version="1.0" encoding="utf-8"?>
@@ -1643,6 +4152,50 @@
       <w:spacing w:val="5"/>
     </w:rPr>
   </w:style>
+  <w:style w:type="character" w:styleId="Hyperlink">
+    <w:name w:val="Hyperlink"/>
+    <w:basedOn w:val="DefaultParagraphFont"/>
+    <w:uiPriority w:val="99"/>
+    <w:semiHidden/>
+    <w:unhideWhenUsed/>
+    <w:rsid w:val="009541F9"/>
+    <w:rPr>
+      <w:color w:val="0000FF"/>
+      <w:u w:val="single"/>
+    </w:rPr>
+  </w:style>
+  <w:style w:type="paragraph" w:customStyle="1" w:styleId="font-claude-response-body">
+    <w:name w:val="font-claude-response-body"/>
+    <w:basedOn w:val="Normal"/>
+    <w:rsid w:val="009541F9"/>
+    <w:pPr>
+      <w:spacing w:before="100" w:beforeAutospacing="1" w:after="100" w:afterAutospacing="1"/>
+    </w:pPr>
+  </w:style>
+  <w:style w:type="character" w:styleId="Strong">
+    <w:name w:val="Strong"/>
+    <w:basedOn w:val="DefaultParagraphFont"/>
+    <w:uiPriority w:val="22"/>
+    <w:qFormat/>
+    <w:rsid w:val="009541F9"/>
+    <w:rPr>
+      <w:b/>
+      <w:bCs/>
+    </w:rPr>
+  </w:style>
+  <w:style w:type="character" w:styleId="HTMLCode">
+    <w:name w:val="HTML Code"/>
+    <w:basedOn w:val="DefaultParagraphFont"/>
+    <w:uiPriority w:val="99"/>
+    <w:semiHidden/>
+    <w:unhideWhenUsed/>
+    <w:rsid w:val="009541F9"/>
+    <w:rPr>
+      <w:rFonts w:ascii="Courier New" w:eastAsia="Times New Roman" w:hAnsi="Courier New" w:cs="Courier New"/>
+      <w:sz w:val="20"/>
+      <w:szCs w:val="20"/>
+    </w:rPr>
+  </w:style>
 </w:styles>
 </file>
 
